--- a/lessons/2-2/downloads/reveal/teacher/2.2-session-2-prerequisite-practice-b.docx
+++ b/lessons/2-2/downloads/reveal/teacher/2.2-session-2-prerequisite-practice-b.docx
@@ -15,10 +15,28 @@
         <w:rPr>
           <w:rFonts w:ascii="Avenir Next" w:hAnsi="Avenir Next" w:cs="Avenir Next" w:eastAsia="Avenir Next"/>
           <w:color w:val="1A1A1A"/>
+          <w:sz w:val="22"/>
+          <w:szCs w:val="20"/>
+        </w:rPr>
+        <w:t xml:space="preserve">Name</w:t>
+      </w:r>
+      <w:r>
+        <w:rPr>
+          <w:rFonts w:ascii="Avenir Next" w:hAnsi="Avenir Next" w:cs="Avenir Next" w:eastAsia="Avenir Next"/>
+          <w:color w:val="1A1A1A"/>
           <w:sz w:val="20"/>
           <w:szCs w:val="20"/>
         </w:rPr>
-        <w:t xml:space="preserve">Name</w:t>
+        <w:tab/>
+      </w:r>
+      <w:r>
+        <w:rPr>
+          <w:rFonts w:ascii="Avenir Next" w:hAnsi="Avenir Next" w:cs="Avenir Next" w:eastAsia="Avenir Next"/>
+          <w:color w:val="1A1A1A"/>
+          <w:sz w:val="22"/>
+          <w:szCs w:val="20"/>
+        </w:rPr>
+        <w:t xml:space="preserve">   Date</w:t>
       </w:r>
       <w:r>
         <w:rPr>
@@ -33,25 +51,7 @@
         <w:rPr>
           <w:rFonts w:ascii="Avenir Next" w:hAnsi="Avenir Next" w:cs="Avenir Next" w:eastAsia="Avenir Next"/>
           <w:color w:val="1A1A1A"/>
-          <w:sz w:val="20"/>
-          <w:szCs w:val="20"/>
-        </w:rPr>
-        <w:t xml:space="preserve">   Date</w:t>
-      </w:r>
-      <w:r>
-        <w:rPr>
-          <w:rFonts w:ascii="Avenir Next" w:hAnsi="Avenir Next" w:cs="Avenir Next" w:eastAsia="Avenir Next"/>
-          <w:color w:val="1A1A1A"/>
-          <w:sz w:val="20"/>
-          <w:szCs w:val="20"/>
-        </w:rPr>
-        <w:tab/>
-      </w:r>
-      <w:r>
-        <w:rPr>
-          <w:rFonts w:ascii="Avenir Next" w:hAnsi="Avenir Next" w:cs="Avenir Next" w:eastAsia="Avenir Next"/>
-          <w:color w:val="1A1A1A"/>
-          <w:sz w:val="20"/>
+          <w:sz w:val="22"/>
           <w:szCs w:val="20"/>
         </w:rPr>
         <w:t xml:space="preserve">   Period</w:t>
@@ -78,7 +78,7 @@
           <w:caps/>
           <w:color w:val="003A70"/>
           <w:spacing w:val="12"/>
-          <w:sz w:val="19"/>
+          <w:sz w:val="22"/>
           <w:szCs w:val="19"/>
         </w:rPr>
         <w:t xml:space="preserve">Lesson 2-2  ·  Session 2  ·  Prerequisite Practice B  ·  Skill 1 of 2</w:t>
@@ -86,6 +86,7 @@
     </w:p>
     <w:p>
       <w:pPr>
+        <w:pStyle w:val="Heading1"/>
         <w:keepNext/>
         <w:spacing w:before="0" w:after="10" w:line="240" w:lineRule="auto"/>
       </w:pPr>
@@ -111,7 +112,7 @@
         <w:rPr>
           <w:rFonts w:ascii="Avenir Next" w:hAnsi="Avenir Next" w:cs="Avenir Next" w:eastAsia="Avenir Next"/>
           <w:color w:val="5A5F66"/>
-          <w:sz w:val="17"/>
+          <w:sz w:val="22"/>
           <w:szCs w:val="17"/>
         </w:rPr>
         <w:t xml:space="preserve">Builds on Lesson 2-1 Session 2 · 6.SP.B.4</w:t>
@@ -154,6 +155,7 @@
           </w:tcPr>
           <w:p>
             <w:pPr>
+              <w:pStyle w:val="Heading2"/>
               <w:spacing w:before="0" w:after="0" w:line="252" w:lineRule="auto"/>
             </w:pPr>
             <w:r>
@@ -183,7 +185,7 @@
               <w:rPr>
                 <w:rFonts w:ascii="Avenir Next" w:hAnsi="Avenir Next" w:cs="Avenir Next" w:eastAsia="Avenir Next"/>
                 <w:color w:val="1A1A1A"/>
-                <w:sz w:val="20"/>
+                <w:sz w:val="22"/>
                 <w:szCs w:val="20"/>
               </w:rPr>
               <w:t xml:space="preserve">You will tell if a histogram is symmetric. In problem 6, bars 1, 2, 9, 2, 1 match on both sides.</w:t>
@@ -203,6 +205,7 @@
           </w:tcPr>
           <w:p>
             <w:pPr>
+              <w:pStyle w:val="Heading2"/>
               <w:spacing w:before="0" w:after="0" w:line="252" w:lineRule="auto"/>
             </w:pPr>
             <w:r>
@@ -232,7 +235,7 @@
               <w:rPr>
                 <w:rFonts w:ascii="Avenir Next" w:hAnsi="Avenir Next" w:cs="Avenir Next" w:eastAsia="Avenir Next"/>
                 <w:color w:val="1A1A1A"/>
-                <w:sz w:val="20"/>
+                <w:sz w:val="22"/>
                 <w:szCs w:val="20"/>
               </w:rPr>
               <w:t xml:space="preserve">Find the peak, then check if both sides match.  </w:t>
@@ -242,7 +245,7 @@
                 <w:rFonts w:ascii="Avenir Next" w:hAnsi="Avenir Next" w:cs="Avenir Next" w:eastAsia="Avenir Next"/>
                 <w:b/>
                 <w:color w:val="1A1A1A"/>
-                <w:sz w:val="20"/>
+                <w:sz w:val="22"/>
                 <w:szCs w:val="20"/>
               </w:rPr>
               <w:t xml:space="preserve">You will use it in Practice Form A, problems 5 and 6.</w:t>
@@ -253,6 +256,7 @@
     </w:tbl>
     <w:p>
       <w:pPr>
+        <w:pStyle w:val="Heading2"/>
         <w:keepNext/>
         <w:pBdr>
           <w:bottom w:val="single" w:sz="8" w:space="3" w:color="003A70"/>
@@ -268,7 +272,7 @@
           <w:b/>
           <w:color w:val="003A70"/>
           <w:spacing w:val="14"/>
-          <w:sz w:val="19"/>
+          <w:sz w:val="22"/>
           <w:szCs w:val="19"/>
         </w:rPr>
         <w:t xml:space="preserve">STEPS TO FOLLOW</w:t>
@@ -287,7 +291,7 @@
           <w:rFonts w:ascii="Avenir Next" w:hAnsi="Avenir Next" w:cs="Avenir Next" w:eastAsia="Avenir Next"/>
           <w:i/>
           <w:color w:val="5A5F66"/>
-          <w:sz w:val="17"/>
+          <w:sz w:val="22"/>
           <w:szCs w:val="17"/>
         </w:rPr>
         <w:t xml:space="preserve">use these same steps on every problem</w:t>
@@ -329,6 +333,7 @@
           </w:tcPr>
           <w:p>
             <w:pPr>
+              <w:pStyle w:val="Heading1"/>
               <w:spacing w:before="0" w:after="0" w:line="240" w:lineRule="auto"/>
               <w:jc w:val="center"/>
             </w:pPr>
@@ -357,7 +362,7 @@
               <w:rPr>
                 <w:rFonts w:ascii="Avenir Next" w:hAnsi="Avenir Next" w:cs="Avenir Next" w:eastAsia="Avenir Next"/>
                 <w:color w:val="1A1A1A"/>
-                <w:sz w:val="21"/>
+                <w:sz w:val="22"/>
                 <w:szCs w:val="21"/>
               </w:rPr>
               <w:t xml:space="preserve">Find the </w:t>
@@ -367,7 +372,7 @@
                 <w:rFonts w:ascii="Avenir Next" w:hAnsi="Avenir Next" w:cs="Avenir Next" w:eastAsia="Avenir Next"/>
                 <w:b/>
                 <w:color w:val="1A1A1A"/>
-                <w:sz w:val="21"/>
+                <w:sz w:val="22"/>
                 <w:szCs w:val="21"/>
               </w:rPr>
               <w:t xml:space="preserve">peak</w:t>
@@ -376,7 +381,7 @@
               <w:rPr>
                 <w:rFonts w:ascii="Avenir Next" w:hAnsi="Avenir Next" w:cs="Avenir Next" w:eastAsia="Avenir Next"/>
                 <w:color w:val="1A1A1A"/>
-                <w:sz w:val="21"/>
+                <w:sz w:val="22"/>
                 <w:szCs w:val="21"/>
               </w:rPr>
               <w:t xml:space="preserve">, the tallest stack.</w:t>
@@ -395,6 +400,7 @@
           </w:tcPr>
           <w:p>
             <w:pPr>
+              <w:pStyle w:val="Heading1"/>
               <w:spacing w:before="0" w:after="0" w:line="240" w:lineRule="auto"/>
               <w:jc w:val="center"/>
             </w:pPr>
@@ -424,7 +430,7 @@
                 <w:rFonts w:ascii="Avenir Next" w:hAnsi="Avenir Next" w:cs="Avenir Next" w:eastAsia="Avenir Next"/>
                 <w:b/>
                 <w:color w:val="1A1A1A"/>
-                <w:sz w:val="21"/>
+                <w:sz w:val="22"/>
                 <w:szCs w:val="21"/>
               </w:rPr>
               <w:t xml:space="preserve">Compare</w:t>
@@ -433,7 +439,7 @@
               <w:rPr>
                 <w:rFonts w:ascii="Avenir Next" w:hAnsi="Avenir Next" w:cs="Avenir Next" w:eastAsia="Avenir Next"/>
                 <w:color w:val="1A1A1A"/>
-                <w:sz w:val="21"/>
+                <w:sz w:val="22"/>
                 <w:szCs w:val="21"/>
               </w:rPr>
               <w:t xml:space="preserve"> stacks the same distance out on each side.</w:t>
@@ -452,6 +458,7 @@
           </w:tcPr>
           <w:p>
             <w:pPr>
+              <w:pStyle w:val="Heading1"/>
               <w:spacing w:before="0" w:after="0" w:line="240" w:lineRule="auto"/>
               <w:jc w:val="center"/>
             </w:pPr>
@@ -480,7 +487,7 @@
               <w:rPr>
                 <w:rFonts w:ascii="Avenir Next" w:hAnsi="Avenir Next" w:cs="Avenir Next" w:eastAsia="Avenir Next"/>
                 <w:color w:val="1A1A1A"/>
-                <w:sz w:val="21"/>
+                <w:sz w:val="22"/>
                 <w:szCs w:val="21"/>
               </w:rPr>
               <w:t xml:space="preserve">All pairs match: </w:t>
@@ -490,7 +497,7 @@
                 <w:rFonts w:ascii="Avenir Next" w:hAnsi="Avenir Next" w:cs="Avenir Next" w:eastAsia="Avenir Next"/>
                 <w:b/>
                 <w:color w:val="1A1A1A"/>
-                <w:sz w:val="21"/>
+                <w:sz w:val="22"/>
                 <w:szCs w:val="21"/>
               </w:rPr>
               <w:t xml:space="preserve">symmetric</w:t>
@@ -499,7 +506,7 @@
               <w:rPr>
                 <w:rFonts w:ascii="Avenir Next" w:hAnsi="Avenir Next" w:cs="Avenir Next" w:eastAsia="Avenir Next"/>
                 <w:color w:val="1A1A1A"/>
-                <w:sz w:val="21"/>
+                <w:sz w:val="22"/>
                 <w:szCs w:val="21"/>
               </w:rPr>
               <w:t xml:space="preserve">. If not: not symmetric.</w:t>
@@ -510,6 +517,7 @@
     </w:tbl>
     <w:p>
       <w:pPr>
+        <w:pStyle w:val="Heading2"/>
         <w:keepNext/>
         <w:pBdr>
           <w:bottom w:val="single" w:sz="8" w:space="3" w:color="003A70"/>
@@ -525,7 +533,7 @@
           <w:b/>
           <w:color w:val="003A70"/>
           <w:spacing w:val="14"/>
-          <w:sz w:val="19"/>
+          <w:sz w:val="22"/>
           <w:szCs w:val="19"/>
         </w:rPr>
         <w:t xml:space="preserve">WATCH ME</w:t>
@@ -544,7 +552,7 @@
           <w:rFonts w:ascii="Avenir Next" w:hAnsi="Avenir Next" w:cs="Avenir Next" w:eastAsia="Avenir Next"/>
           <w:i/>
           <w:color w:val="5A5F66"/>
-          <w:sz w:val="17"/>
+          <w:sz w:val="22"/>
           <w:szCs w:val="17"/>
         </w:rPr>
         <w:t xml:space="preserve">the steps in action</w:t>
@@ -593,7 +601,7 @@
                 <w:rFonts w:ascii="Avenir Next" w:hAnsi="Avenir Next" w:cs="Avenir Next" w:eastAsia="Avenir Next"/>
                 <w:b/>
                 <w:color w:val="1A1A1A"/>
-                <w:sz w:val="21"/>
+                <w:sz w:val="22"/>
                 <w:szCs w:val="21"/>
               </w:rPr>
               <w:t xml:space="preserve">Is this dot plot symmetric?</w:t>
@@ -612,25 +620,25 @@
                 <w:rFonts w:ascii="Avenir Next" w:hAnsi="Avenir Next" w:cs="Avenir Next" w:eastAsia="Avenir Next"/>
                 <w:b/>
                 <w:color w:val="003A70"/>
+                <w:sz w:val="22"/>
+                <w:szCs w:val="19"/>
+              </w:rPr>
+              <w:t xml:space="preserve">Step 1</w:t>
+            </w:r>
+            <w:r>
+              <w:rPr>
+                <w:rFonts w:ascii="Avenir Next" w:hAnsi="Avenir Next" w:cs="Avenir Next" w:eastAsia="Avenir Next"/>
+                <w:color w:val="1A1A1A"/>
                 <w:sz w:val="19"/>
                 <w:szCs w:val="19"/>
               </w:rPr>
-              <w:t xml:space="preserve">Step 1</w:t>
-            </w:r>
-            <w:r>
-              <w:rPr>
-                <w:rFonts w:ascii="Avenir Next" w:hAnsi="Avenir Next" w:cs="Avenir Next" w:eastAsia="Avenir Next"/>
-                <w:color w:val="1A1A1A"/>
-                <w:sz w:val="19"/>
-                <w:szCs w:val="19"/>
-              </w:rPr>
               <w:tab/>
             </w:r>
             <w:r>
               <w:rPr>
                 <w:rFonts w:ascii="Avenir Next" w:hAnsi="Avenir Next" w:cs="Avenir Next" w:eastAsia="Avenir Next"/>
                 <w:color w:val="1A1A1A"/>
-                <w:sz w:val="21"/>
+                <w:sz w:val="22"/>
                 <w:szCs w:val="21"/>
               </w:rPr>
               <w:t xml:space="preserve">The peak is at 4, with 5 dots.</w:t>
@@ -649,25 +657,25 @@
                 <w:rFonts w:ascii="Avenir Next" w:hAnsi="Avenir Next" w:cs="Avenir Next" w:eastAsia="Avenir Next"/>
                 <w:b/>
                 <w:color w:val="003A70"/>
+                <w:sz w:val="22"/>
+                <w:szCs w:val="19"/>
+              </w:rPr>
+              <w:t xml:space="preserve">Step 2</w:t>
+            </w:r>
+            <w:r>
+              <w:rPr>
+                <w:rFonts w:ascii="Avenir Next" w:hAnsi="Avenir Next" w:cs="Avenir Next" w:eastAsia="Avenir Next"/>
+                <w:color w:val="1A1A1A"/>
                 <w:sz w:val="19"/>
                 <w:szCs w:val="19"/>
               </w:rPr>
-              <w:t xml:space="preserve">Step 2</w:t>
-            </w:r>
-            <w:r>
-              <w:rPr>
-                <w:rFonts w:ascii="Avenir Next" w:hAnsi="Avenir Next" w:cs="Avenir Next" w:eastAsia="Avenir Next"/>
-                <w:color w:val="1A1A1A"/>
-                <w:sz w:val="19"/>
-                <w:szCs w:val="19"/>
-              </w:rPr>
               <w:tab/>
             </w:r>
             <w:r>
               <w:rPr>
                 <w:rFonts w:ascii="Avenir Next" w:hAnsi="Avenir Next" w:cs="Avenir Next" w:eastAsia="Avenir Next"/>
                 <w:color w:val="1A1A1A"/>
-                <w:sz w:val="21"/>
+                <w:sz w:val="22"/>
                 <w:szCs w:val="21"/>
               </w:rPr>
               <w:t xml:space="preserve">Pairs: 3 and 3. 1 and 1.</w:t>
@@ -686,25 +694,25 @@
                 <w:rFonts w:ascii="Avenir Next" w:hAnsi="Avenir Next" w:cs="Avenir Next" w:eastAsia="Avenir Next"/>
                 <w:b/>
                 <w:color w:val="003A70"/>
+                <w:sz w:val="22"/>
+                <w:szCs w:val="19"/>
+              </w:rPr>
+              <w:t xml:space="preserve">Step 3</w:t>
+            </w:r>
+            <w:r>
+              <w:rPr>
+                <w:rFonts w:ascii="Avenir Next" w:hAnsi="Avenir Next" w:cs="Avenir Next" w:eastAsia="Avenir Next"/>
+                <w:color w:val="1A1A1A"/>
                 <w:sz w:val="19"/>
                 <w:szCs w:val="19"/>
               </w:rPr>
-              <w:t xml:space="preserve">Step 3</w:t>
-            </w:r>
-            <w:r>
-              <w:rPr>
-                <w:rFonts w:ascii="Avenir Next" w:hAnsi="Avenir Next" w:cs="Avenir Next" w:eastAsia="Avenir Next"/>
-                <w:color w:val="1A1A1A"/>
-                <w:sz w:val="19"/>
-                <w:szCs w:val="19"/>
-              </w:rPr>
               <w:tab/>
             </w:r>
             <w:r>
               <w:rPr>
                 <w:rFonts w:ascii="Avenir Next" w:hAnsi="Avenir Next" w:cs="Avenir Next" w:eastAsia="Avenir Next"/>
                 <w:color w:val="1A1A1A"/>
-                <w:sz w:val="21"/>
+                <w:sz w:val="22"/>
                 <w:szCs w:val="21"/>
               </w:rPr>
               <w:t xml:space="preserve">All pairs match. Symmetric.</w:t>
@@ -723,18 +731,18 @@
                 <w:rFonts w:ascii="Avenir Next" w:hAnsi="Avenir Next" w:cs="Avenir Next" w:eastAsia="Avenir Next"/>
                 <w:b/>
                 <w:color w:val="1A1A1A"/>
+                <w:sz w:val="22"/>
+                <w:szCs w:val="21"/>
+              </w:rPr>
+              <w:t xml:space="preserve">Answer</w:t>
+            </w:r>
+            <w:r>
+              <w:rPr>
+                <w:rFonts w:ascii="Avenir Next" w:hAnsi="Avenir Next" w:cs="Avenir Next" w:eastAsia="Avenir Next"/>
+                <w:color w:val="1A1A1A"/>
                 <w:sz w:val="21"/>
                 <w:szCs w:val="21"/>
               </w:rPr>
-              <w:t xml:space="preserve">Answer</w:t>
-            </w:r>
-            <w:r>
-              <w:rPr>
-                <w:rFonts w:ascii="Avenir Next" w:hAnsi="Avenir Next" w:cs="Avenir Next" w:eastAsia="Avenir Next"/>
-                <w:color w:val="1A1A1A"/>
-                <w:sz w:val="21"/>
-                <w:szCs w:val="21"/>
-              </w:rPr>
               <w:tab/>
             </w:r>
             <w:r>
@@ -742,7 +750,7 @@
                 <w:rFonts w:ascii="Avenir Next" w:hAnsi="Avenir Next" w:cs="Avenir Next" w:eastAsia="Avenir Next"/>
                 <w:b/>
                 <w:color w:val="1A1A1A"/>
-                <w:sz w:val="21"/>
+                <w:sz w:val="22"/>
                 <w:szCs w:val="21"/>
               </w:rPr>
               <w:t xml:space="preserve">Yes, symmetric with a peak at 4.</w:t>
@@ -763,7 +771,7 @@
               <w:drawing>
                 <wp:inline distT="0" distB="0" distL="0" distR="0">
                   <wp:extent cx="2743200" cy="1298448"/>
-                  <wp:docPr id="1" name="Figure 1"/>
+                  <wp:docPr id="1" name="Figure 1" descr="Dot plot. Horizontal axis: values, 1 to 7, ticks every 1. Dots by value: 2: 1; 3: 3; 4: 5; 5: 3; 6: 1"/>
                   <a:graphic xmlns:a="http://schemas.openxmlformats.org/drawingml/2006/main">
                     <a:graphicData uri="http://schemas.openxmlformats.org/drawingml/2006/picture">
                       <pic:pic xmlns:pic="http://schemas.openxmlformats.org/drawingml/2006/picture">
@@ -803,6 +811,7 @@
     </w:p>
     <w:p>
       <w:pPr>
+        <w:pStyle w:val="Heading2"/>
         <w:keepNext/>
         <w:pBdr>
           <w:bottom w:val="single" w:sz="8" w:space="3" w:color="003A70"/>
@@ -818,7 +827,7 @@
           <w:b/>
           <w:color w:val="003A70"/>
           <w:spacing w:val="14"/>
-          <w:sz w:val="19"/>
+          <w:sz w:val="22"/>
           <w:szCs w:val="19"/>
         </w:rPr>
         <w:t xml:space="preserve">TRY IT WITH HELP</w:t>
@@ -837,7 +846,7 @@
           <w:rFonts w:ascii="Avenir Next" w:hAnsi="Avenir Next" w:cs="Avenir Next" w:eastAsia="Avenir Next"/>
           <w:i/>
           <w:color w:val="5A5F66"/>
-          <w:sz w:val="17"/>
+          <w:sz w:val="22"/>
           <w:szCs w:val="17"/>
         </w:rPr>
         <w:t xml:space="preserve">fill in each step</w:t>
@@ -895,35 +904,35 @@
           <w:rFonts w:ascii="Avenir Next" w:hAnsi="Avenir Next" w:cs="Avenir Next" w:eastAsia="Avenir Next"/>
           <w:b/>
           <w:color w:val="003A70"/>
+          <w:sz w:val="22"/>
+          <w:szCs w:val="18"/>
+        </w:rPr>
+        <w:t xml:space="preserve">Step 1</w:t>
+      </w:r>
+      <w:r>
+        <w:rPr>
+          <w:rFonts w:ascii="Avenir Next" w:hAnsi="Avenir Next" w:cs="Avenir Next" w:eastAsia="Avenir Next"/>
+          <w:color w:val="1A1A1A"/>
           <w:sz w:val="18"/>
           <w:szCs w:val="18"/>
         </w:rPr>
-        <w:t xml:space="preserve">Step 1</w:t>
-      </w:r>
-      <w:r>
-        <w:rPr>
-          <w:rFonts w:ascii="Avenir Next" w:hAnsi="Avenir Next" w:cs="Avenir Next" w:eastAsia="Avenir Next"/>
-          <w:color w:val="1A1A1A"/>
-          <w:sz w:val="18"/>
-          <w:szCs w:val="18"/>
-        </w:rPr>
         <w:tab/>
       </w:r>
       <w:r>
         <w:rPr>
           <w:rFonts w:ascii="Avenir Next" w:hAnsi="Avenir Next" w:cs="Avenir Next" w:eastAsia="Avenir Next"/>
           <w:color w:val="1A1A1A"/>
+          <w:sz w:val="22"/>
+          <w:szCs w:val="21"/>
+        </w:rPr>
+        <w:t xml:space="preserve">The peak is </w:t>
+      </w:r>
+      <w:r>
+        <w:rPr>
+          <w:rFonts w:ascii="Avenir Next" w:hAnsi="Avenir Next" w:cs="Avenir Next" w:eastAsia="Avenir Next"/>
+          <w:color w:val="1A1A1A"/>
           <w:sz w:val="21"/>
           <w:szCs w:val="21"/>
-        </w:rPr>
-        <w:t xml:space="preserve">The peak is </w:t>
-      </w:r>
-      <w:r>
-        <w:rPr>
-          <w:rFonts w:ascii="Avenir Next" w:hAnsi="Avenir Next" w:cs="Avenir Next" w:eastAsia="Avenir Next"/>
-          <w:color w:val="1A1A1A"/>
-          <w:sz w:val="21"/>
-          <w:szCs w:val="21"/>
           <w:u w:val="single"/>
         </w:rPr>
         <w:t xml:space="preserve">                </w:t>
@@ -932,7 +941,7 @@
         <w:rPr>
           <w:rFonts w:ascii="Avenir Next" w:hAnsi="Avenir Next" w:cs="Avenir Next" w:eastAsia="Avenir Next"/>
           <w:color w:val="1A1A1A"/>
-          <w:sz w:val="21"/>
+          <w:sz w:val="22"/>
           <w:szCs w:val="21"/>
         </w:rPr>
         <w:t xml:space="preserve">.</w:t>
@@ -952,28 +961,47 @@
           <w:rFonts w:ascii="Avenir Next" w:hAnsi="Avenir Next" w:cs="Avenir Next" w:eastAsia="Avenir Next"/>
           <w:b/>
           <w:color w:val="003A70"/>
+          <w:sz w:val="22"/>
+          <w:szCs w:val="18"/>
+        </w:rPr>
+        <w:t xml:space="preserve">Step 2</w:t>
+      </w:r>
+      <w:r>
+        <w:rPr>
+          <w:rFonts w:ascii="Avenir Next" w:hAnsi="Avenir Next" w:cs="Avenir Next" w:eastAsia="Avenir Next"/>
+          <w:color w:val="1A1A1A"/>
           <w:sz w:val="18"/>
           <w:szCs w:val="18"/>
         </w:rPr>
-        <w:t xml:space="preserve">Step 2</w:t>
-      </w:r>
-      <w:r>
-        <w:rPr>
-          <w:rFonts w:ascii="Avenir Next" w:hAnsi="Avenir Next" w:cs="Avenir Next" w:eastAsia="Avenir Next"/>
-          <w:color w:val="1A1A1A"/>
-          <w:sz w:val="18"/>
-          <w:szCs w:val="18"/>
-        </w:rPr>
         <w:tab/>
       </w:r>
       <w:r>
         <w:rPr>
           <w:rFonts w:ascii="Avenir Next" w:hAnsi="Avenir Next" w:cs="Avenir Next" w:eastAsia="Avenir Next"/>
           <w:color w:val="1A1A1A"/>
+          <w:sz w:val="22"/>
+          <w:szCs w:val="21"/>
+        </w:rPr>
+        <w:t xml:space="preserve">Pairs: </w:t>
+      </w:r>
+      <w:r>
+        <w:rPr>
+          <w:rFonts w:ascii="Avenir Next" w:hAnsi="Avenir Next" w:cs="Avenir Next" w:eastAsia="Avenir Next"/>
+          <w:color w:val="1A1A1A"/>
           <w:sz w:val="21"/>
           <w:szCs w:val="21"/>
-        </w:rPr>
-        <w:t xml:space="preserve">Pairs: </w:t>
+          <w:u w:val="single"/>
+        </w:rPr>
+        <w:t xml:space="preserve">                </w:t>
+      </w:r>
+      <w:r>
+        <w:rPr>
+          <w:rFonts w:ascii="Avenir Next" w:hAnsi="Avenir Next" w:cs="Avenir Next" w:eastAsia="Avenir Next"/>
+          <w:color w:val="1A1A1A"/>
+          <w:sz w:val="22"/>
+          <w:szCs w:val="21"/>
+        </w:rPr>
+        <w:t xml:space="preserve"> and </w:t>
       </w:r>
       <w:r>
         <w:rPr>
@@ -989,8 +1017,27 @@
         <w:rPr>
           <w:rFonts w:ascii="Avenir Next" w:hAnsi="Avenir Next" w:cs="Avenir Next" w:eastAsia="Avenir Next"/>
           <w:color w:val="1A1A1A"/>
+          <w:sz w:val="22"/>
+          <w:szCs w:val="21"/>
+        </w:rPr>
+        <w:t xml:space="preserve">. </w:t>
+      </w:r>
+      <w:r>
+        <w:rPr>
+          <w:rFonts w:ascii="Avenir Next" w:hAnsi="Avenir Next" w:cs="Avenir Next" w:eastAsia="Avenir Next"/>
+          <w:color w:val="1A1A1A"/>
           <w:sz w:val="21"/>
           <w:szCs w:val="21"/>
+          <w:u w:val="single"/>
+        </w:rPr>
+        <w:t xml:space="preserve">                </w:t>
+      </w:r>
+      <w:r>
+        <w:rPr>
+          <w:rFonts w:ascii="Avenir Next" w:hAnsi="Avenir Next" w:cs="Avenir Next" w:eastAsia="Avenir Next"/>
+          <w:color w:val="1A1A1A"/>
+          <w:sz w:val="22"/>
+          <w:szCs w:val="21"/>
         </w:rPr>
         <w:t xml:space="preserve"> and </w:t>
       </w:r>
@@ -1008,45 +1055,7 @@
         <w:rPr>
           <w:rFonts w:ascii="Avenir Next" w:hAnsi="Avenir Next" w:cs="Avenir Next" w:eastAsia="Avenir Next"/>
           <w:color w:val="1A1A1A"/>
-          <w:sz w:val="21"/>
-          <w:szCs w:val="21"/>
-        </w:rPr>
-        <w:t xml:space="preserve">. </w:t>
-      </w:r>
-      <w:r>
-        <w:rPr>
-          <w:rFonts w:ascii="Avenir Next" w:hAnsi="Avenir Next" w:cs="Avenir Next" w:eastAsia="Avenir Next"/>
-          <w:color w:val="1A1A1A"/>
-          <w:sz w:val="21"/>
-          <w:szCs w:val="21"/>
-          <w:u w:val="single"/>
-        </w:rPr>
-        <w:t xml:space="preserve">                </w:t>
-      </w:r>
-      <w:r>
-        <w:rPr>
-          <w:rFonts w:ascii="Avenir Next" w:hAnsi="Avenir Next" w:cs="Avenir Next" w:eastAsia="Avenir Next"/>
-          <w:color w:val="1A1A1A"/>
-          <w:sz w:val="21"/>
-          <w:szCs w:val="21"/>
-        </w:rPr>
-        <w:t xml:space="preserve"> and </w:t>
-      </w:r>
-      <w:r>
-        <w:rPr>
-          <w:rFonts w:ascii="Avenir Next" w:hAnsi="Avenir Next" w:cs="Avenir Next" w:eastAsia="Avenir Next"/>
-          <w:color w:val="1A1A1A"/>
-          <w:sz w:val="21"/>
-          <w:szCs w:val="21"/>
-          <w:u w:val="single"/>
-        </w:rPr>
-        <w:t xml:space="preserve">                </w:t>
-      </w:r>
-      <w:r>
-        <w:rPr>
-          <w:rFonts w:ascii="Avenir Next" w:hAnsi="Avenir Next" w:cs="Avenir Next" w:eastAsia="Avenir Next"/>
-          <w:color w:val="1A1A1A"/>
-          <w:sz w:val="21"/>
+          <w:sz w:val="22"/>
           <w:szCs w:val="21"/>
         </w:rPr>
         <w:t xml:space="preserve">.</w:t>
@@ -1066,35 +1075,35 @@
           <w:rFonts w:ascii="Avenir Next" w:hAnsi="Avenir Next" w:cs="Avenir Next" w:eastAsia="Avenir Next"/>
           <w:b/>
           <w:color w:val="003A70"/>
+          <w:sz w:val="22"/>
+          <w:szCs w:val="18"/>
+        </w:rPr>
+        <w:t xml:space="preserve">Step 3</w:t>
+      </w:r>
+      <w:r>
+        <w:rPr>
+          <w:rFonts w:ascii="Avenir Next" w:hAnsi="Avenir Next" w:cs="Avenir Next" w:eastAsia="Avenir Next"/>
+          <w:color w:val="1A1A1A"/>
           <w:sz w:val="18"/>
           <w:szCs w:val="18"/>
         </w:rPr>
-        <w:t xml:space="preserve">Step 3</w:t>
-      </w:r>
-      <w:r>
-        <w:rPr>
-          <w:rFonts w:ascii="Avenir Next" w:hAnsi="Avenir Next" w:cs="Avenir Next" w:eastAsia="Avenir Next"/>
-          <w:color w:val="1A1A1A"/>
-          <w:sz w:val="18"/>
-          <w:szCs w:val="18"/>
-        </w:rPr>
         <w:tab/>
       </w:r>
       <w:r>
         <w:rPr>
           <w:rFonts w:ascii="Avenir Next" w:hAnsi="Avenir Next" w:cs="Avenir Next" w:eastAsia="Avenir Next"/>
           <w:color w:val="1A1A1A"/>
+          <w:sz w:val="22"/>
+          <w:szCs w:val="21"/>
+        </w:rPr>
+        <w:t xml:space="preserve">The plot is </w:t>
+      </w:r>
+      <w:r>
+        <w:rPr>
+          <w:rFonts w:ascii="Avenir Next" w:hAnsi="Avenir Next" w:cs="Avenir Next" w:eastAsia="Avenir Next"/>
+          <w:color w:val="1A1A1A"/>
           <w:sz w:val="21"/>
           <w:szCs w:val="21"/>
-        </w:rPr>
-        <w:t xml:space="preserve">The plot is </w:t>
-      </w:r>
-      <w:r>
-        <w:rPr>
-          <w:rFonts w:ascii="Avenir Next" w:hAnsi="Avenir Next" w:cs="Avenir Next" w:eastAsia="Avenir Next"/>
-          <w:color w:val="1A1A1A"/>
-          <w:sz w:val="21"/>
-          <w:szCs w:val="21"/>
           <w:u w:val="single"/>
         </w:rPr>
         <w:t xml:space="preserve">                </w:t>
@@ -1103,7 +1112,7 @@
         <w:rPr>
           <w:rFonts w:ascii="Avenir Next" w:hAnsi="Avenir Next" w:cs="Avenir Next" w:eastAsia="Avenir Next"/>
           <w:color w:val="1A1A1A"/>
-          <w:sz w:val="21"/>
+          <w:sz w:val="22"/>
           <w:szCs w:val="21"/>
         </w:rPr>
         <w:t xml:space="preserve">.</w:t>
@@ -1166,35 +1175,35 @@
           <w:rFonts w:ascii="Avenir Next" w:hAnsi="Avenir Next" w:cs="Avenir Next" w:eastAsia="Avenir Next"/>
           <w:b/>
           <w:color w:val="003A70"/>
+          <w:sz w:val="22"/>
+          <w:szCs w:val="18"/>
+        </w:rPr>
+        <w:t xml:space="preserve">Step 1</w:t>
+      </w:r>
+      <w:r>
+        <w:rPr>
+          <w:rFonts w:ascii="Avenir Next" w:hAnsi="Avenir Next" w:cs="Avenir Next" w:eastAsia="Avenir Next"/>
+          <w:color w:val="1A1A1A"/>
           <w:sz w:val="18"/>
           <w:szCs w:val="18"/>
         </w:rPr>
-        <w:t xml:space="preserve">Step 1</w:t>
-      </w:r>
-      <w:r>
-        <w:rPr>
-          <w:rFonts w:ascii="Avenir Next" w:hAnsi="Avenir Next" w:cs="Avenir Next" w:eastAsia="Avenir Next"/>
-          <w:color w:val="1A1A1A"/>
-          <w:sz w:val="18"/>
-          <w:szCs w:val="18"/>
-        </w:rPr>
         <w:tab/>
       </w:r>
       <w:r>
         <w:rPr>
           <w:rFonts w:ascii="Avenir Next" w:hAnsi="Avenir Next" w:cs="Avenir Next" w:eastAsia="Avenir Next"/>
           <w:color w:val="1A1A1A"/>
+          <w:sz w:val="22"/>
+          <w:szCs w:val="21"/>
+        </w:rPr>
+        <w:t xml:space="preserve">The peak is </w:t>
+      </w:r>
+      <w:r>
+        <w:rPr>
+          <w:rFonts w:ascii="Avenir Next" w:hAnsi="Avenir Next" w:cs="Avenir Next" w:eastAsia="Avenir Next"/>
+          <w:color w:val="1A1A1A"/>
           <w:sz w:val="21"/>
           <w:szCs w:val="21"/>
-        </w:rPr>
-        <w:t xml:space="preserve">The peak is </w:t>
-      </w:r>
-      <w:r>
-        <w:rPr>
-          <w:rFonts w:ascii="Avenir Next" w:hAnsi="Avenir Next" w:cs="Avenir Next" w:eastAsia="Avenir Next"/>
-          <w:color w:val="1A1A1A"/>
-          <w:sz w:val="21"/>
-          <w:szCs w:val="21"/>
           <w:u w:val="single"/>
         </w:rPr>
         <w:t xml:space="preserve">                </w:t>
@@ -1203,7 +1212,7 @@
         <w:rPr>
           <w:rFonts w:ascii="Avenir Next" w:hAnsi="Avenir Next" w:cs="Avenir Next" w:eastAsia="Avenir Next"/>
           <w:color w:val="1A1A1A"/>
-          <w:sz w:val="21"/>
+          <w:sz w:val="22"/>
           <w:szCs w:val="21"/>
         </w:rPr>
         <w:t xml:space="preserve">.</w:t>
@@ -1223,28 +1232,47 @@
           <w:rFonts w:ascii="Avenir Next" w:hAnsi="Avenir Next" w:cs="Avenir Next" w:eastAsia="Avenir Next"/>
           <w:b/>
           <w:color w:val="003A70"/>
+          <w:sz w:val="22"/>
+          <w:szCs w:val="18"/>
+        </w:rPr>
+        <w:t xml:space="preserve">Step 2</w:t>
+      </w:r>
+      <w:r>
+        <w:rPr>
+          <w:rFonts w:ascii="Avenir Next" w:hAnsi="Avenir Next" w:cs="Avenir Next" w:eastAsia="Avenir Next"/>
+          <w:color w:val="1A1A1A"/>
           <w:sz w:val="18"/>
           <w:szCs w:val="18"/>
         </w:rPr>
-        <w:t xml:space="preserve">Step 2</w:t>
-      </w:r>
-      <w:r>
-        <w:rPr>
-          <w:rFonts w:ascii="Avenir Next" w:hAnsi="Avenir Next" w:cs="Avenir Next" w:eastAsia="Avenir Next"/>
-          <w:color w:val="1A1A1A"/>
-          <w:sz w:val="18"/>
-          <w:szCs w:val="18"/>
-        </w:rPr>
         <w:tab/>
       </w:r>
       <w:r>
         <w:rPr>
           <w:rFonts w:ascii="Avenir Next" w:hAnsi="Avenir Next" w:cs="Avenir Next" w:eastAsia="Avenir Next"/>
           <w:color w:val="1A1A1A"/>
+          <w:sz w:val="22"/>
+          <w:szCs w:val="21"/>
+        </w:rPr>
+        <w:t xml:space="preserve">Pairs: </w:t>
+      </w:r>
+      <w:r>
+        <w:rPr>
+          <w:rFonts w:ascii="Avenir Next" w:hAnsi="Avenir Next" w:cs="Avenir Next" w:eastAsia="Avenir Next"/>
+          <w:color w:val="1A1A1A"/>
           <w:sz w:val="21"/>
           <w:szCs w:val="21"/>
-        </w:rPr>
-        <w:t xml:space="preserve">Pairs: </w:t>
+          <w:u w:val="single"/>
+        </w:rPr>
+        <w:t xml:space="preserve">                </w:t>
+      </w:r>
+      <w:r>
+        <w:rPr>
+          <w:rFonts w:ascii="Avenir Next" w:hAnsi="Avenir Next" w:cs="Avenir Next" w:eastAsia="Avenir Next"/>
+          <w:color w:val="1A1A1A"/>
+          <w:sz w:val="22"/>
+          <w:szCs w:val="21"/>
+        </w:rPr>
+        <w:t xml:space="preserve"> and </w:t>
       </w:r>
       <w:r>
         <w:rPr>
@@ -1260,8 +1288,27 @@
         <w:rPr>
           <w:rFonts w:ascii="Avenir Next" w:hAnsi="Avenir Next" w:cs="Avenir Next" w:eastAsia="Avenir Next"/>
           <w:color w:val="1A1A1A"/>
+          <w:sz w:val="22"/>
+          <w:szCs w:val="21"/>
+        </w:rPr>
+        <w:t xml:space="preserve">. </w:t>
+      </w:r>
+      <w:r>
+        <w:rPr>
+          <w:rFonts w:ascii="Avenir Next" w:hAnsi="Avenir Next" w:cs="Avenir Next" w:eastAsia="Avenir Next"/>
+          <w:color w:val="1A1A1A"/>
           <w:sz w:val="21"/>
           <w:szCs w:val="21"/>
+          <w:u w:val="single"/>
+        </w:rPr>
+        <w:t xml:space="preserve">                </w:t>
+      </w:r>
+      <w:r>
+        <w:rPr>
+          <w:rFonts w:ascii="Avenir Next" w:hAnsi="Avenir Next" w:cs="Avenir Next" w:eastAsia="Avenir Next"/>
+          <w:color w:val="1A1A1A"/>
+          <w:sz w:val="22"/>
+          <w:szCs w:val="21"/>
         </w:rPr>
         <w:t xml:space="preserve"> and </w:t>
       </w:r>
@@ -1279,45 +1326,7 @@
         <w:rPr>
           <w:rFonts w:ascii="Avenir Next" w:hAnsi="Avenir Next" w:cs="Avenir Next" w:eastAsia="Avenir Next"/>
           <w:color w:val="1A1A1A"/>
-          <w:sz w:val="21"/>
-          <w:szCs w:val="21"/>
-        </w:rPr>
-        <w:t xml:space="preserve">. </w:t>
-      </w:r>
-      <w:r>
-        <w:rPr>
-          <w:rFonts w:ascii="Avenir Next" w:hAnsi="Avenir Next" w:cs="Avenir Next" w:eastAsia="Avenir Next"/>
-          <w:color w:val="1A1A1A"/>
-          <w:sz w:val="21"/>
-          <w:szCs w:val="21"/>
-          <w:u w:val="single"/>
-        </w:rPr>
-        <w:t xml:space="preserve">                </w:t>
-      </w:r>
-      <w:r>
-        <w:rPr>
-          <w:rFonts w:ascii="Avenir Next" w:hAnsi="Avenir Next" w:cs="Avenir Next" w:eastAsia="Avenir Next"/>
-          <w:color w:val="1A1A1A"/>
-          <w:sz w:val="21"/>
-          <w:szCs w:val="21"/>
-        </w:rPr>
-        <w:t xml:space="preserve"> and </w:t>
-      </w:r>
-      <w:r>
-        <w:rPr>
-          <w:rFonts w:ascii="Avenir Next" w:hAnsi="Avenir Next" w:cs="Avenir Next" w:eastAsia="Avenir Next"/>
-          <w:color w:val="1A1A1A"/>
-          <w:sz w:val="21"/>
-          <w:szCs w:val="21"/>
-          <w:u w:val="single"/>
-        </w:rPr>
-        <w:t xml:space="preserve">                </w:t>
-      </w:r>
-      <w:r>
-        <w:rPr>
-          <w:rFonts w:ascii="Avenir Next" w:hAnsi="Avenir Next" w:cs="Avenir Next" w:eastAsia="Avenir Next"/>
-          <w:color w:val="1A1A1A"/>
-          <w:sz w:val="21"/>
+          <w:sz w:val="22"/>
           <w:szCs w:val="21"/>
         </w:rPr>
         <w:t xml:space="preserve">.</w:t>
@@ -1337,35 +1346,35 @@
           <w:rFonts w:ascii="Avenir Next" w:hAnsi="Avenir Next" w:cs="Avenir Next" w:eastAsia="Avenir Next"/>
           <w:b/>
           <w:color w:val="003A70"/>
+          <w:sz w:val="22"/>
+          <w:szCs w:val="18"/>
+        </w:rPr>
+        <w:t xml:space="preserve">Step 3</w:t>
+      </w:r>
+      <w:r>
+        <w:rPr>
+          <w:rFonts w:ascii="Avenir Next" w:hAnsi="Avenir Next" w:cs="Avenir Next" w:eastAsia="Avenir Next"/>
+          <w:color w:val="1A1A1A"/>
           <w:sz w:val="18"/>
           <w:szCs w:val="18"/>
         </w:rPr>
-        <w:t xml:space="preserve">Step 3</w:t>
-      </w:r>
-      <w:r>
-        <w:rPr>
-          <w:rFonts w:ascii="Avenir Next" w:hAnsi="Avenir Next" w:cs="Avenir Next" w:eastAsia="Avenir Next"/>
-          <w:color w:val="1A1A1A"/>
-          <w:sz w:val="18"/>
-          <w:szCs w:val="18"/>
-        </w:rPr>
         <w:tab/>
       </w:r>
       <w:r>
         <w:rPr>
           <w:rFonts w:ascii="Avenir Next" w:hAnsi="Avenir Next" w:cs="Avenir Next" w:eastAsia="Avenir Next"/>
           <w:color w:val="1A1A1A"/>
+          <w:sz w:val="22"/>
+          <w:szCs w:val="21"/>
+        </w:rPr>
+        <w:t xml:space="preserve">The plot is </w:t>
+      </w:r>
+      <w:r>
+        <w:rPr>
+          <w:rFonts w:ascii="Avenir Next" w:hAnsi="Avenir Next" w:cs="Avenir Next" w:eastAsia="Avenir Next"/>
+          <w:color w:val="1A1A1A"/>
           <w:sz w:val="21"/>
           <w:szCs w:val="21"/>
-        </w:rPr>
-        <w:t xml:space="preserve">The plot is </w:t>
-      </w:r>
-      <w:r>
-        <w:rPr>
-          <w:rFonts w:ascii="Avenir Next" w:hAnsi="Avenir Next" w:cs="Avenir Next" w:eastAsia="Avenir Next"/>
-          <w:color w:val="1A1A1A"/>
-          <w:sz w:val="21"/>
-          <w:szCs w:val="21"/>
           <w:u w:val="single"/>
         </w:rPr>
         <w:t xml:space="preserve">                </w:t>
@@ -1374,7 +1383,7 @@
         <w:rPr>
           <w:rFonts w:ascii="Avenir Next" w:hAnsi="Avenir Next" w:cs="Avenir Next" w:eastAsia="Avenir Next"/>
           <w:color w:val="1A1A1A"/>
-          <w:sz w:val="21"/>
+          <w:sz w:val="22"/>
           <w:szCs w:val="21"/>
         </w:rPr>
         <w:t xml:space="preserve">.</w:t>
@@ -1387,6 +1396,7 @@
     </w:p>
     <w:p>
       <w:pPr>
+        <w:pStyle w:val="Heading2"/>
         <w:keepNext/>
         <w:pBdr>
           <w:bottom w:val="single" w:sz="8" w:space="3" w:color="003A70"/>
@@ -1402,7 +1412,7 @@
           <w:b/>
           <w:color w:val="003A70"/>
           <w:spacing w:val="14"/>
-          <w:sz w:val="19"/>
+          <w:sz w:val="22"/>
           <w:szCs w:val="19"/>
         </w:rPr>
         <w:t xml:space="preserve">YOUR TURN</w:t>
@@ -1421,7 +1431,7 @@
           <w:rFonts w:ascii="Avenir Next" w:hAnsi="Avenir Next" w:cs="Avenir Next" w:eastAsia="Avenir Next"/>
           <w:i/>
           <w:color w:val="5A5F66"/>
-          <w:sz w:val="17"/>
+          <w:sz w:val="22"/>
           <w:szCs w:val="17"/>
         </w:rPr>
         <w:t xml:space="preserve">use the steps on your own</w:t>
@@ -1593,7 +1603,7 @@
                       <w:szCs w:val="22"/>
                       <w:u w:val="single"/>
                     </w:rPr>
-                    <w:t xml:space="preserve">    </w:t>
+                    <w:t xml:space="preserve">        </w:t>
                   </w:r>
                 </w:p>
               </w:tc>
@@ -1655,7 +1665,7 @@
                       <w:szCs w:val="22"/>
                       <w:u w:val="single"/>
                     </w:rPr>
-                    <w:t xml:space="preserve">    </w:t>
+                    <w:t xml:space="preserve">        </w:t>
                   </w:r>
                 </w:p>
               </w:tc>
@@ -1717,7 +1727,7 @@
                       <w:szCs w:val="22"/>
                       <w:u w:val="single"/>
                     </w:rPr>
-                    <w:t xml:space="preserve">    </w:t>
+                    <w:t xml:space="preserve">        </w:t>
                   </w:r>
                 </w:p>
               </w:tc>
@@ -1785,7 +1795,7 @@
                       <w:szCs w:val="22"/>
                       <w:u w:val="single"/>
                     </w:rPr>
-                    <w:t xml:space="preserve">    </w:t>
+                    <w:t xml:space="preserve">        </w:t>
                   </w:r>
                 </w:p>
               </w:tc>
@@ -1847,7 +1857,7 @@
                       <w:szCs w:val="22"/>
                       <w:u w:val="single"/>
                     </w:rPr>
-                    <w:t xml:space="preserve">    </w:t>
+                    <w:t xml:space="preserve">        </w:t>
                   </w:r>
                 </w:p>
               </w:tc>
@@ -1909,7 +1919,7 @@
                       <w:szCs w:val="22"/>
                       <w:u w:val="single"/>
                     </w:rPr>
-                    <w:t xml:space="preserve">    </w:t>
+                    <w:t xml:space="preserve">        </w:t>
                   </w:r>
                 </w:p>
               </w:tc>
@@ -1932,7 +1942,7 @@
       <w:pPr>
         <w:pageBreakBefore/>
         <w:keepNext/>
-        <w:spacing w:before="0" w:after="12" w:line="264" w:lineRule="auto"/>
+        <w:spacing w:before="0" w:after="12" w:line="252" w:lineRule="auto"/>
       </w:pPr>
       <w:r>
         <w:rPr>
@@ -1941,7 +1951,7 @@
           <w:caps/>
           <w:color w:val="003A70"/>
           <w:spacing w:val="12"/>
-          <w:sz w:val="19"/>
+          <w:sz w:val="22"/>
           <w:szCs w:val="19"/>
         </w:rPr>
         <w:t xml:space="preserve">Lesson 2-2  ·  Session 2  ·  Prerequisite Practice B  ·  Skill 2 of 2</w:t>
@@ -1949,6 +1959,7 @@
     </w:p>
     <w:p>
       <w:pPr>
+        <w:pStyle w:val="Heading1"/>
         <w:keepNext/>
         <w:spacing w:before="0" w:after="10" w:line="240" w:lineRule="auto"/>
       </w:pPr>
@@ -1968,13 +1979,13 @@
         <w:pBdr>
           <w:bottom w:val="single" w:sz="4" w:space="5" w:color="C9CDD2"/>
         </w:pBdr>
-        <w:spacing w:before="0" w:after="60" w:line="264" w:lineRule="auto"/>
+        <w:spacing w:before="0" w:after="60" w:line="252" w:lineRule="auto"/>
       </w:pPr>
       <w:r>
         <w:rPr>
           <w:rFonts w:ascii="Avenir Next" w:hAnsi="Avenir Next" w:cs="Avenir Next" w:eastAsia="Avenir Next"/>
           <w:color w:val="5A5F66"/>
-          <w:sz w:val="17"/>
+          <w:sz w:val="22"/>
           <w:szCs w:val="17"/>
         </w:rPr>
         <w:t xml:space="preserve">Builds on Lesson 2-2 Session 1 · 6.SP.B.4</w:t>
@@ -2017,7 +2028,8 @@
           </w:tcPr>
           <w:p>
             <w:pPr>
-              <w:spacing w:before="0" w:after="0" w:line="252" w:lineRule="auto"/>
+              <w:pStyle w:val="Heading2"/>
+              <w:spacing w:before="0" w:after="0" w:line="246" w:lineRule="auto"/>
             </w:pPr>
             <w:r>
               <w:rPr>
@@ -2040,13 +2052,13 @@
           </w:tcPr>
           <w:p>
             <w:pPr>
-              <w:spacing w:before="0" w:after="0" w:line="264" w:lineRule="auto"/>
+              <w:spacing w:before="0" w:after="0" w:line="252" w:lineRule="auto"/>
             </w:pPr>
             <w:r>
               <w:rPr>
                 <w:rFonts w:ascii="Avenir Next" w:hAnsi="Avenir Next" w:cs="Avenir Next" w:eastAsia="Avenir Next"/>
                 <w:color w:val="1A1A1A"/>
-                <w:sz w:val="20"/>
+                <w:sz w:val="22"/>
                 <w:szCs w:val="20"/>
               </w:rPr>
               <w:t xml:space="preserve">You will sort tomato heights like 14, 22, and 18 into intervals before you name the shape.</w:t>
@@ -2066,7 +2078,8 @@
           </w:tcPr>
           <w:p>
             <w:pPr>
-              <w:spacing w:before="0" w:after="0" w:line="252" w:lineRule="auto"/>
+              <w:pStyle w:val="Heading2"/>
+              <w:spacing w:before="0" w:after="0" w:line="246" w:lineRule="auto"/>
             </w:pPr>
             <w:r>
               <w:rPr>
@@ -2089,13 +2102,13 @@
           </w:tcPr>
           <w:p>
             <w:pPr>
-              <w:spacing w:before="0" w:after="0" w:line="264" w:lineRule="auto"/>
+              <w:spacing w:before="0" w:after="0" w:line="252" w:lineRule="auto"/>
             </w:pPr>
             <w:r>
               <w:rPr>
                 <w:rFonts w:ascii="Avenir Next" w:hAnsi="Avenir Next" w:cs="Avenir Next" w:eastAsia="Avenir Next"/>
                 <w:color w:val="1A1A1A"/>
-                <w:sz w:val="20"/>
+                <w:sz w:val="22"/>
                 <w:szCs w:val="20"/>
               </w:rPr>
               <w:t xml:space="preserve">Count how many values fall in each interval.  </w:t>
@@ -2105,7 +2118,7 @@
                 <w:rFonts w:ascii="Avenir Next" w:hAnsi="Avenir Next" w:cs="Avenir Next" w:eastAsia="Avenir Next"/>
                 <w:b/>
                 <w:color w:val="1A1A1A"/>
-                <w:sz w:val="20"/>
+                <w:sz w:val="22"/>
                 <w:szCs w:val="20"/>
               </w:rPr>
               <w:t xml:space="preserve">You will use it in Practice Form A, problem 1.</w:t>
@@ -2116,6 +2129,7 @@
     </w:tbl>
     <w:p>
       <w:pPr>
+        <w:pStyle w:val="Heading2"/>
         <w:keepNext/>
         <w:pBdr>
           <w:bottom w:val="single" w:sz="8" w:space="3" w:color="003A70"/>
@@ -2131,7 +2145,7 @@
           <w:b/>
           <w:color w:val="003A70"/>
           <w:spacing w:val="14"/>
-          <w:sz w:val="19"/>
+          <w:sz w:val="22"/>
           <w:szCs w:val="19"/>
         </w:rPr>
         <w:t xml:space="preserve">STEPS TO FOLLOW</w:t>
@@ -2150,7 +2164,7 @@
           <w:rFonts w:ascii="Avenir Next" w:hAnsi="Avenir Next" w:cs="Avenir Next" w:eastAsia="Avenir Next"/>
           <w:i/>
           <w:color w:val="5A5F66"/>
-          <w:sz w:val="17"/>
+          <w:sz w:val="22"/>
           <w:szCs w:val="17"/>
         </w:rPr>
         <w:t xml:space="preserve">use these same steps on every problem</w:t>
@@ -2192,6 +2206,7 @@
           </w:tcPr>
           <w:p>
             <w:pPr>
+              <w:pStyle w:val="Heading1"/>
               <w:spacing w:before="0" w:after="0" w:line="240" w:lineRule="auto"/>
               <w:jc w:val="center"/>
             </w:pPr>
@@ -2214,13 +2229,13 @@
           </w:tcPr>
           <w:p>
             <w:pPr>
-              <w:spacing w:before="0" w:after="0" w:line="264" w:lineRule="auto"/>
+              <w:spacing w:before="0" w:after="0" w:line="252" w:lineRule="auto"/>
             </w:pPr>
             <w:r>
               <w:rPr>
                 <w:rFonts w:ascii="Avenir Next" w:hAnsi="Avenir Next" w:cs="Avenir Next" w:eastAsia="Avenir Next"/>
                 <w:color w:val="1A1A1A"/>
-                <w:sz w:val="21"/>
+                <w:sz w:val="22"/>
                 <w:szCs w:val="21"/>
               </w:rPr>
               <w:t xml:space="preserve">Write each </w:t>
@@ -2230,7 +2245,7 @@
                 <w:rFonts w:ascii="Avenir Next" w:hAnsi="Avenir Next" w:cs="Avenir Next" w:eastAsia="Avenir Next"/>
                 <w:b/>
                 <w:color w:val="1A1A1A"/>
-                <w:sz w:val="21"/>
+                <w:sz w:val="22"/>
                 <w:szCs w:val="21"/>
               </w:rPr>
               <w:t xml:space="preserve">interval</w:t>
@@ -2239,7 +2254,7 @@
               <w:rPr>
                 <w:rFonts w:ascii="Avenir Next" w:hAnsi="Avenir Next" w:cs="Avenir Next" w:eastAsia="Avenir Next"/>
                 <w:color w:val="1A1A1A"/>
-                <w:sz w:val="21"/>
+                <w:sz w:val="22"/>
                 <w:szCs w:val="21"/>
               </w:rPr>
               <w:t xml:space="preserve"> in a column.</w:t>
@@ -2258,6 +2273,7 @@
           </w:tcPr>
           <w:p>
             <w:pPr>
+              <w:pStyle w:val="Heading1"/>
               <w:spacing w:before="0" w:after="0" w:line="240" w:lineRule="auto"/>
               <w:jc w:val="center"/>
             </w:pPr>
@@ -2280,13 +2296,13 @@
           </w:tcPr>
           <w:p>
             <w:pPr>
-              <w:spacing w:before="0" w:after="0" w:line="264" w:lineRule="auto"/>
+              <w:spacing w:before="0" w:after="0" w:line="252" w:lineRule="auto"/>
             </w:pPr>
             <w:r>
               <w:rPr>
                 <w:rFonts w:ascii="Avenir Next" w:hAnsi="Avenir Next" w:cs="Avenir Next" w:eastAsia="Avenir Next"/>
                 <w:color w:val="1A1A1A"/>
-                <w:sz w:val="21"/>
+                <w:sz w:val="22"/>
                 <w:szCs w:val="21"/>
               </w:rPr>
               <w:t xml:space="preserve">Make a </w:t>
@@ -2296,7 +2312,7 @@
                 <w:rFonts w:ascii="Avenir Next" w:hAnsi="Avenir Next" w:cs="Avenir Next" w:eastAsia="Avenir Next"/>
                 <w:b/>
                 <w:color w:val="1A1A1A"/>
-                <w:sz w:val="21"/>
+                <w:sz w:val="22"/>
                 <w:szCs w:val="21"/>
               </w:rPr>
               <w:t xml:space="preserve">tally</w:t>
@@ -2305,7 +2321,7 @@
               <w:rPr>
                 <w:rFonts w:ascii="Avenir Next" w:hAnsi="Avenir Next" w:cs="Avenir Next" w:eastAsia="Avenir Next"/>
                 <w:color w:val="1A1A1A"/>
-                <w:sz w:val="21"/>
+                <w:sz w:val="22"/>
                 <w:szCs w:val="21"/>
               </w:rPr>
               <w:t xml:space="preserve"> for each value in its interval.</w:t>
@@ -2324,6 +2340,7 @@
           </w:tcPr>
           <w:p>
             <w:pPr>
+              <w:pStyle w:val="Heading1"/>
               <w:spacing w:before="0" w:after="0" w:line="240" w:lineRule="auto"/>
               <w:jc w:val="center"/>
             </w:pPr>
@@ -2346,14 +2363,14 @@
           </w:tcPr>
           <w:p>
             <w:pPr>
-              <w:spacing w:before="0" w:after="0" w:line="264" w:lineRule="auto"/>
+              <w:spacing w:before="0" w:after="0" w:line="252" w:lineRule="auto"/>
             </w:pPr>
             <w:r>
               <w:rPr>
                 <w:rFonts w:ascii="Avenir Next" w:hAnsi="Avenir Next" w:cs="Avenir Next" w:eastAsia="Avenir Next"/>
                 <w:b/>
                 <w:color w:val="1A1A1A"/>
-                <w:sz w:val="21"/>
+                <w:sz w:val="22"/>
                 <w:szCs w:val="21"/>
               </w:rPr>
               <w:t xml:space="preserve">Count</w:t>
@@ -2362,7 +2379,7 @@
               <w:rPr>
                 <w:rFonts w:ascii="Avenir Next" w:hAnsi="Avenir Next" w:cs="Avenir Next" w:eastAsia="Avenir Next"/>
                 <w:color w:val="1A1A1A"/>
-                <w:sz w:val="21"/>
+                <w:sz w:val="22"/>
                 <w:szCs w:val="21"/>
               </w:rPr>
               <w:t xml:space="preserve"> the tallies. Check the total.</w:t>
@@ -2373,6 +2390,7 @@
     </w:tbl>
     <w:p>
       <w:pPr>
+        <w:pStyle w:val="Heading2"/>
         <w:keepNext/>
         <w:pBdr>
           <w:bottom w:val="single" w:sz="8" w:space="3" w:color="003A70"/>
@@ -2388,7 +2406,7 @@
           <w:b/>
           <w:color w:val="003A70"/>
           <w:spacing w:val="14"/>
-          <w:sz w:val="19"/>
+          <w:sz w:val="22"/>
           <w:szCs w:val="19"/>
         </w:rPr>
         <w:t xml:space="preserve">WATCH ME</w:t>
@@ -2407,7 +2425,7 @@
           <w:rFonts w:ascii="Avenir Next" w:hAnsi="Avenir Next" w:cs="Avenir Next" w:eastAsia="Avenir Next"/>
           <w:i/>
           <w:color w:val="5A5F66"/>
-          <w:sz w:val="17"/>
+          <w:sz w:val="22"/>
           <w:szCs w:val="17"/>
         </w:rPr>
         <w:t xml:space="preserve">the steps in action</w:t>
@@ -2415,14 +2433,14 @@
     </w:p>
     <w:p>
       <w:pPr>
-        <w:spacing w:before="0" w:after="40" w:line="264" w:lineRule="auto"/>
+        <w:spacing w:before="0" w:after="40" w:line="252" w:lineRule="auto"/>
       </w:pPr>
       <w:r>
         <w:rPr>
           <w:rFonts w:ascii="Avenir Next" w:hAnsi="Avenir Next" w:cs="Avenir Next" w:eastAsia="Avenir Next"/>
           <w:b/>
           <w:color w:val="1A1A1A"/>
-          <w:sz w:val="21"/>
+          <w:sz w:val="22"/>
           <w:szCs w:val="21"/>
         </w:rPr>
         <w:t xml:space="preserve">Make a frequency table for 13, 27, 5, 18, 22, 11, 7, 24, 16. Use 0–9, 10–19, 20–29.</w:t>
@@ -2433,7 +2451,7 @@
         <w:tabs>
           <w:tab w:val="left" w:pos="950"/>
         </w:tabs>
-        <w:spacing w:before="0" w:after="24" w:line="256" w:lineRule="auto"/>
+        <w:spacing w:before="0" w:after="24" w:line="248" w:lineRule="auto"/>
         <w:ind w:left="950" w:hanging="950"/>
       </w:pPr>
       <w:r>
@@ -2441,25 +2459,25 @@
           <w:rFonts w:ascii="Avenir Next" w:hAnsi="Avenir Next" w:cs="Avenir Next" w:eastAsia="Avenir Next"/>
           <w:b/>
           <w:color w:val="003A70"/>
+          <w:sz w:val="22"/>
+          <w:szCs w:val="19"/>
+        </w:rPr>
+        <w:t xml:space="preserve">Step 1</w:t>
+      </w:r>
+      <w:r>
+        <w:rPr>
+          <w:rFonts w:ascii="Avenir Next" w:hAnsi="Avenir Next" w:cs="Avenir Next" w:eastAsia="Avenir Next"/>
+          <w:color w:val="1A1A1A"/>
           <w:sz w:val="19"/>
           <w:szCs w:val="19"/>
         </w:rPr>
-        <w:t xml:space="preserve">Step 1</w:t>
-      </w:r>
-      <w:r>
-        <w:rPr>
-          <w:rFonts w:ascii="Avenir Next" w:hAnsi="Avenir Next" w:cs="Avenir Next" w:eastAsia="Avenir Next"/>
-          <w:color w:val="1A1A1A"/>
-          <w:sz w:val="19"/>
-          <w:szCs w:val="19"/>
-        </w:rPr>
         <w:tab/>
       </w:r>
       <w:r>
         <w:rPr>
           <w:rFonts w:ascii="Avenir Next" w:hAnsi="Avenir Next" w:cs="Avenir Next" w:eastAsia="Avenir Next"/>
           <w:color w:val="1A1A1A"/>
-          <w:sz w:val="21"/>
+          <w:sz w:val="22"/>
           <w:szCs w:val="21"/>
         </w:rPr>
         <w:t xml:space="preserve">Intervals: 0–9, 10–19, 20–29.</w:t>
@@ -2470,7 +2488,7 @@
         <w:tabs>
           <w:tab w:val="left" w:pos="950"/>
         </w:tabs>
-        <w:spacing w:before="0" w:after="24" w:line="256" w:lineRule="auto"/>
+        <w:spacing w:before="0" w:after="24" w:line="248" w:lineRule="auto"/>
         <w:ind w:left="950" w:hanging="950"/>
       </w:pPr>
       <w:r>
@@ -2478,25 +2496,25 @@
           <w:rFonts w:ascii="Avenir Next" w:hAnsi="Avenir Next" w:cs="Avenir Next" w:eastAsia="Avenir Next"/>
           <w:b/>
           <w:color w:val="003A70"/>
+          <w:sz w:val="22"/>
+          <w:szCs w:val="19"/>
+        </w:rPr>
+        <w:t xml:space="preserve">Step 2</w:t>
+      </w:r>
+      <w:r>
+        <w:rPr>
+          <w:rFonts w:ascii="Avenir Next" w:hAnsi="Avenir Next" w:cs="Avenir Next" w:eastAsia="Avenir Next"/>
+          <w:color w:val="1A1A1A"/>
           <w:sz w:val="19"/>
           <w:szCs w:val="19"/>
         </w:rPr>
-        <w:t xml:space="preserve">Step 2</w:t>
-      </w:r>
-      <w:r>
-        <w:rPr>
-          <w:rFonts w:ascii="Avenir Next" w:hAnsi="Avenir Next" w:cs="Avenir Next" w:eastAsia="Avenir Next"/>
-          <w:color w:val="1A1A1A"/>
-          <w:sz w:val="19"/>
-          <w:szCs w:val="19"/>
-        </w:rPr>
         <w:tab/>
       </w:r>
       <w:r>
         <w:rPr>
           <w:rFonts w:ascii="Avenir Next" w:hAnsi="Avenir Next" w:cs="Avenir Next" w:eastAsia="Avenir Next"/>
           <w:color w:val="1A1A1A"/>
-          <w:sz w:val="21"/>
+          <w:sz w:val="22"/>
           <w:szCs w:val="21"/>
         </w:rPr>
         <w:t xml:space="preserve">0–9: 5, 7. 10–19: 13, 18, 11, 16. 20–29: 27, 22, 24.</w:t>
@@ -2507,7 +2525,7 @@
         <w:tabs>
           <w:tab w:val="left" w:pos="950"/>
         </w:tabs>
-        <w:spacing w:before="0" w:after="24" w:line="256" w:lineRule="auto"/>
+        <w:spacing w:before="0" w:after="24" w:line="248" w:lineRule="auto"/>
         <w:ind w:left="950" w:hanging="950"/>
       </w:pPr>
       <w:r>
@@ -2515,25 +2533,25 @@
           <w:rFonts w:ascii="Avenir Next" w:hAnsi="Avenir Next" w:cs="Avenir Next" w:eastAsia="Avenir Next"/>
           <w:b/>
           <w:color w:val="003A70"/>
+          <w:sz w:val="22"/>
+          <w:szCs w:val="19"/>
+        </w:rPr>
+        <w:t xml:space="preserve">Step 3</w:t>
+      </w:r>
+      <w:r>
+        <w:rPr>
+          <w:rFonts w:ascii="Avenir Next" w:hAnsi="Avenir Next" w:cs="Avenir Next" w:eastAsia="Avenir Next"/>
+          <w:color w:val="1A1A1A"/>
           <w:sz w:val="19"/>
           <w:szCs w:val="19"/>
         </w:rPr>
-        <w:t xml:space="preserve">Step 3</w:t>
-      </w:r>
-      <w:r>
-        <w:rPr>
-          <w:rFonts w:ascii="Avenir Next" w:hAnsi="Avenir Next" w:cs="Avenir Next" w:eastAsia="Avenir Next"/>
-          <w:color w:val="1A1A1A"/>
-          <w:sz w:val="19"/>
-          <w:szCs w:val="19"/>
-        </w:rPr>
         <w:tab/>
       </w:r>
       <w:r>
         <w:rPr>
           <w:rFonts w:ascii="Avenir Next" w:hAnsi="Avenir Next" w:cs="Avenir Next" w:eastAsia="Avenir Next"/>
           <w:color w:val="1A1A1A"/>
-          <w:sz w:val="21"/>
+          <w:sz w:val="22"/>
           <w:szCs w:val="21"/>
         </w:rPr>
         <w:t xml:space="preserve">2 + 4 + 3 = 9 values. That matches the list.</w:t>
@@ -2544,7 +2562,7 @@
         <w:tabs>
           <w:tab w:val="left" w:pos="950"/>
         </w:tabs>
-        <w:spacing w:before="20" w:after="0" w:line="256" w:lineRule="auto"/>
+        <w:spacing w:before="20" w:after="0" w:line="248" w:lineRule="auto"/>
         <w:ind w:left="950" w:hanging="950"/>
       </w:pPr>
       <w:r>
@@ -2552,18 +2570,18 @@
           <w:rFonts w:ascii="Avenir Next" w:hAnsi="Avenir Next" w:cs="Avenir Next" w:eastAsia="Avenir Next"/>
           <w:b/>
           <w:color w:val="1A1A1A"/>
+          <w:sz w:val="22"/>
+          <w:szCs w:val="21"/>
+        </w:rPr>
+        <w:t xml:space="preserve">Answer</w:t>
+      </w:r>
+      <w:r>
+        <w:rPr>
+          <w:rFonts w:ascii="Avenir Next" w:hAnsi="Avenir Next" w:cs="Avenir Next" w:eastAsia="Avenir Next"/>
+          <w:color w:val="1A1A1A"/>
           <w:sz w:val="21"/>
           <w:szCs w:val="21"/>
         </w:rPr>
-        <w:t xml:space="preserve">Answer</w:t>
-      </w:r>
-      <w:r>
-        <w:rPr>
-          <w:rFonts w:ascii="Avenir Next" w:hAnsi="Avenir Next" w:cs="Avenir Next" w:eastAsia="Avenir Next"/>
-          <w:color w:val="1A1A1A"/>
-          <w:sz w:val="21"/>
-          <w:szCs w:val="21"/>
-        </w:rPr>
         <w:tab/>
       </w:r>
       <w:r>
@@ -2571,7 +2589,7 @@
           <w:rFonts w:ascii="Avenir Next" w:hAnsi="Avenir Next" w:cs="Avenir Next" w:eastAsia="Avenir Next"/>
           <w:b/>
           <w:color w:val="1A1A1A"/>
-          <w:sz w:val="21"/>
+          <w:sz w:val="22"/>
           <w:szCs w:val="21"/>
         </w:rPr>
         <w:t xml:space="preserve">0–9: 2   10–19: 4   20–29: 3</w:t>
@@ -2579,6 +2597,7 @@
     </w:p>
     <w:p>
       <w:pPr>
+        <w:pStyle w:val="Heading2"/>
         <w:keepNext/>
         <w:pBdr>
           <w:bottom w:val="single" w:sz="8" w:space="3" w:color="003A70"/>
@@ -2594,7 +2613,7 @@
           <w:b/>
           <w:color w:val="003A70"/>
           <w:spacing w:val="14"/>
-          <w:sz w:val="19"/>
+          <w:sz w:val="22"/>
           <w:szCs w:val="19"/>
         </w:rPr>
         <w:t xml:space="preserve">TRY IT WITH HELP</w:t>
@@ -2613,7 +2632,7 @@
           <w:rFonts w:ascii="Avenir Next" w:hAnsi="Avenir Next" w:cs="Avenir Next" w:eastAsia="Avenir Next"/>
           <w:i/>
           <w:color w:val="5A5F66"/>
-          <w:sz w:val="17"/>
+          <w:sz w:val="22"/>
           <w:szCs w:val="17"/>
         </w:rPr>
         <w:t xml:space="preserve">fill in each step</w:t>
@@ -2625,7 +2644,7 @@
         <w:tabs>
           <w:tab w:val="left" w:pos="432"/>
         </w:tabs>
-        <w:spacing w:before="90" w:after="40" w:line="268" w:lineRule="auto"/>
+        <w:spacing w:before="90" w:after="40" w:line="254" w:lineRule="auto"/>
         <w:ind w:left="432" w:hanging="432"/>
       </w:pPr>
       <w:r>
@@ -2663,7 +2682,7 @@
         <w:tabs>
           <w:tab w:val="left" w:pos="1300"/>
         </w:tabs>
-        <w:spacing w:before="0" w:after="24" w:line="272" w:lineRule="auto"/>
+        <w:spacing w:before="0" w:after="24" w:line="256" w:lineRule="auto"/>
         <w:ind w:left="1300" w:hanging="868"/>
       </w:pPr>
       <w:r>
@@ -2671,35 +2690,35 @@
           <w:rFonts w:ascii="Avenir Next" w:hAnsi="Avenir Next" w:cs="Avenir Next" w:eastAsia="Avenir Next"/>
           <w:b/>
           <w:color w:val="003A70"/>
+          <w:sz w:val="22"/>
+          <w:szCs w:val="18"/>
+        </w:rPr>
+        <w:t xml:space="preserve">Step 1</w:t>
+      </w:r>
+      <w:r>
+        <w:rPr>
+          <w:rFonts w:ascii="Avenir Next" w:hAnsi="Avenir Next" w:cs="Avenir Next" w:eastAsia="Avenir Next"/>
+          <w:color w:val="1A1A1A"/>
           <w:sz w:val="18"/>
           <w:szCs w:val="18"/>
         </w:rPr>
-        <w:t xml:space="preserve">Step 1</w:t>
-      </w:r>
-      <w:r>
-        <w:rPr>
-          <w:rFonts w:ascii="Avenir Next" w:hAnsi="Avenir Next" w:cs="Avenir Next" w:eastAsia="Avenir Next"/>
-          <w:color w:val="1A1A1A"/>
-          <w:sz w:val="18"/>
-          <w:szCs w:val="18"/>
-        </w:rPr>
         <w:tab/>
       </w:r>
       <w:r>
         <w:rPr>
           <w:rFonts w:ascii="Avenir Next" w:hAnsi="Avenir Next" w:cs="Avenir Next" w:eastAsia="Avenir Next"/>
           <w:color w:val="1A1A1A"/>
+          <w:sz w:val="22"/>
+          <w:szCs w:val="21"/>
+        </w:rPr>
+        <w:t xml:space="preserve">Intervals: </w:t>
+      </w:r>
+      <w:r>
+        <w:rPr>
+          <w:rFonts w:ascii="Avenir Next" w:hAnsi="Avenir Next" w:cs="Avenir Next" w:eastAsia="Avenir Next"/>
+          <w:color w:val="1A1A1A"/>
           <w:sz w:val="21"/>
           <w:szCs w:val="21"/>
-        </w:rPr>
-        <w:t xml:space="preserve">Intervals: </w:t>
-      </w:r>
-      <w:r>
-        <w:rPr>
-          <w:rFonts w:ascii="Avenir Next" w:hAnsi="Avenir Next" w:cs="Avenir Next" w:eastAsia="Avenir Next"/>
-          <w:color w:val="1A1A1A"/>
-          <w:sz w:val="21"/>
-          <w:szCs w:val="21"/>
           <w:u w:val="single"/>
         </w:rPr>
         <w:t xml:space="preserve">                </w:t>
@@ -2708,7 +2727,7 @@
         <w:rPr>
           <w:rFonts w:ascii="Avenir Next" w:hAnsi="Avenir Next" w:cs="Avenir Next" w:eastAsia="Avenir Next"/>
           <w:color w:val="1A1A1A"/>
-          <w:sz w:val="21"/>
+          <w:sz w:val="22"/>
           <w:szCs w:val="21"/>
         </w:rPr>
         <w:t xml:space="preserve"> and 10–19.</w:t>
@@ -2720,7 +2739,7 @@
         <w:tabs>
           <w:tab w:val="left" w:pos="1300"/>
         </w:tabs>
-        <w:spacing w:before="0" w:after="24" w:line="272" w:lineRule="auto"/>
+        <w:spacing w:before="0" w:after="24" w:line="256" w:lineRule="auto"/>
         <w:ind w:left="1300" w:hanging="868"/>
       </w:pPr>
       <w:r>
@@ -2728,28 +2747,47 @@
           <w:rFonts w:ascii="Avenir Next" w:hAnsi="Avenir Next" w:cs="Avenir Next" w:eastAsia="Avenir Next"/>
           <w:b/>
           <w:color w:val="003A70"/>
+          <w:sz w:val="22"/>
+          <w:szCs w:val="18"/>
+        </w:rPr>
+        <w:t xml:space="preserve">Step 2</w:t>
+      </w:r>
+      <w:r>
+        <w:rPr>
+          <w:rFonts w:ascii="Avenir Next" w:hAnsi="Avenir Next" w:cs="Avenir Next" w:eastAsia="Avenir Next"/>
+          <w:color w:val="1A1A1A"/>
           <w:sz w:val="18"/>
           <w:szCs w:val="18"/>
         </w:rPr>
-        <w:t xml:space="preserve">Step 2</w:t>
-      </w:r>
-      <w:r>
-        <w:rPr>
-          <w:rFonts w:ascii="Avenir Next" w:hAnsi="Avenir Next" w:cs="Avenir Next" w:eastAsia="Avenir Next"/>
-          <w:color w:val="1A1A1A"/>
-          <w:sz w:val="18"/>
-          <w:szCs w:val="18"/>
-        </w:rPr>
         <w:tab/>
       </w:r>
       <w:r>
         <w:rPr>
           <w:rFonts w:ascii="Avenir Next" w:hAnsi="Avenir Next" w:cs="Avenir Next" w:eastAsia="Avenir Next"/>
           <w:color w:val="1A1A1A"/>
+          <w:sz w:val="22"/>
+          <w:szCs w:val="21"/>
+        </w:rPr>
+        <w:t xml:space="preserve">0–9 gets </w:t>
+      </w:r>
+      <w:r>
+        <w:rPr>
+          <w:rFonts w:ascii="Avenir Next" w:hAnsi="Avenir Next" w:cs="Avenir Next" w:eastAsia="Avenir Next"/>
+          <w:color w:val="1A1A1A"/>
           <w:sz w:val="21"/>
           <w:szCs w:val="21"/>
-        </w:rPr>
-        <w:t xml:space="preserve">0–9 gets </w:t>
+          <w:u w:val="single"/>
+        </w:rPr>
+        <w:t xml:space="preserve">                </w:t>
+      </w:r>
+      <w:r>
+        <w:rPr>
+          <w:rFonts w:ascii="Avenir Next" w:hAnsi="Avenir Next" w:cs="Avenir Next" w:eastAsia="Avenir Next"/>
+          <w:color w:val="1A1A1A"/>
+          <w:sz w:val="22"/>
+          <w:szCs w:val="21"/>
+        </w:rPr>
+        <w:t xml:space="preserve"> tallies. 10–19 gets </w:t>
       </w:r>
       <w:r>
         <w:rPr>
@@ -2765,26 +2803,7 @@
         <w:rPr>
           <w:rFonts w:ascii="Avenir Next" w:hAnsi="Avenir Next" w:cs="Avenir Next" w:eastAsia="Avenir Next"/>
           <w:color w:val="1A1A1A"/>
-          <w:sz w:val="21"/>
-          <w:szCs w:val="21"/>
-        </w:rPr>
-        <w:t xml:space="preserve"> tallies. 10–19 gets </w:t>
-      </w:r>
-      <w:r>
-        <w:rPr>
-          <w:rFonts w:ascii="Avenir Next" w:hAnsi="Avenir Next" w:cs="Avenir Next" w:eastAsia="Avenir Next"/>
-          <w:color w:val="1A1A1A"/>
-          <w:sz w:val="21"/>
-          <w:szCs w:val="21"/>
-          <w:u w:val="single"/>
-        </w:rPr>
-        <w:t xml:space="preserve">                </w:t>
-      </w:r>
-      <w:r>
-        <w:rPr>
-          <w:rFonts w:ascii="Avenir Next" w:hAnsi="Avenir Next" w:cs="Avenir Next" w:eastAsia="Avenir Next"/>
-          <w:color w:val="1A1A1A"/>
-          <w:sz w:val="21"/>
+          <w:sz w:val="22"/>
           <w:szCs w:val="21"/>
         </w:rPr>
         <w:t xml:space="preserve">.</w:t>
@@ -2796,7 +2815,7 @@
         <w:tabs>
           <w:tab w:val="left" w:pos="1300"/>
         </w:tabs>
-        <w:spacing w:before="0" w:after="24" w:line="272" w:lineRule="auto"/>
+        <w:spacing w:before="0" w:after="24" w:line="256" w:lineRule="auto"/>
         <w:ind w:left="1300" w:hanging="868"/>
       </w:pPr>
       <w:r>
@@ -2804,35 +2823,35 @@
           <w:rFonts w:ascii="Avenir Next" w:hAnsi="Avenir Next" w:cs="Avenir Next" w:eastAsia="Avenir Next"/>
           <w:b/>
           <w:color w:val="003A70"/>
+          <w:sz w:val="22"/>
+          <w:szCs w:val="18"/>
+        </w:rPr>
+        <w:t xml:space="preserve">Step 3</w:t>
+      </w:r>
+      <w:r>
+        <w:rPr>
+          <w:rFonts w:ascii="Avenir Next" w:hAnsi="Avenir Next" w:cs="Avenir Next" w:eastAsia="Avenir Next"/>
+          <w:color w:val="1A1A1A"/>
           <w:sz w:val="18"/>
           <w:szCs w:val="18"/>
         </w:rPr>
-        <w:t xml:space="preserve">Step 3</w:t>
-      </w:r>
-      <w:r>
-        <w:rPr>
-          <w:rFonts w:ascii="Avenir Next" w:hAnsi="Avenir Next" w:cs="Avenir Next" w:eastAsia="Avenir Next"/>
-          <w:color w:val="1A1A1A"/>
-          <w:sz w:val="18"/>
-          <w:szCs w:val="18"/>
-        </w:rPr>
         <w:tab/>
       </w:r>
       <w:r>
         <w:rPr>
           <w:rFonts w:ascii="Avenir Next" w:hAnsi="Avenir Next" w:cs="Avenir Next" w:eastAsia="Avenir Next"/>
           <w:color w:val="1A1A1A"/>
+          <w:sz w:val="22"/>
+          <w:szCs w:val="21"/>
+        </w:rPr>
+        <w:t xml:space="preserve">Total: </w:t>
+      </w:r>
+      <w:r>
+        <w:rPr>
+          <w:rFonts w:ascii="Avenir Next" w:hAnsi="Avenir Next" w:cs="Avenir Next" w:eastAsia="Avenir Next"/>
+          <w:color w:val="1A1A1A"/>
           <w:sz w:val="21"/>
           <w:szCs w:val="21"/>
-        </w:rPr>
-        <w:t xml:space="preserve">Total: </w:t>
-      </w:r>
-      <w:r>
-        <w:rPr>
-          <w:rFonts w:ascii="Avenir Next" w:hAnsi="Avenir Next" w:cs="Avenir Next" w:eastAsia="Avenir Next"/>
-          <w:color w:val="1A1A1A"/>
-          <w:sz w:val="21"/>
-          <w:szCs w:val="21"/>
           <w:u w:val="single"/>
         </w:rPr>
         <w:t xml:space="preserve">                </w:t>
@@ -2841,7 +2860,7 @@
         <w:rPr>
           <w:rFonts w:ascii="Avenir Next" w:hAnsi="Avenir Next" w:cs="Avenir Next" w:eastAsia="Avenir Next"/>
           <w:color w:val="1A1A1A"/>
-          <w:sz w:val="21"/>
+          <w:sz w:val="22"/>
           <w:szCs w:val="21"/>
         </w:rPr>
         <w:t xml:space="preserve"> values.</w:t>
@@ -2858,7 +2877,7 @@
         <w:tabs>
           <w:tab w:val="left" w:pos="432"/>
         </w:tabs>
-        <w:spacing w:before="90" w:after="40" w:line="268" w:lineRule="auto"/>
+        <w:spacing w:before="90" w:after="40" w:line="254" w:lineRule="auto"/>
         <w:ind w:left="432" w:hanging="432"/>
       </w:pPr>
       <w:r>
@@ -2896,7 +2915,7 @@
         <w:tabs>
           <w:tab w:val="left" w:pos="1300"/>
         </w:tabs>
-        <w:spacing w:before="0" w:after="24" w:line="272" w:lineRule="auto"/>
+        <w:spacing w:before="0" w:after="24" w:line="256" w:lineRule="auto"/>
         <w:ind w:left="1300" w:hanging="868"/>
       </w:pPr>
       <w:r>
@@ -2904,35 +2923,35 @@
           <w:rFonts w:ascii="Avenir Next" w:hAnsi="Avenir Next" w:cs="Avenir Next" w:eastAsia="Avenir Next"/>
           <w:b/>
           <w:color w:val="003A70"/>
+          <w:sz w:val="22"/>
+          <w:szCs w:val="18"/>
+        </w:rPr>
+        <w:t xml:space="preserve">Step 1</w:t>
+      </w:r>
+      <w:r>
+        <w:rPr>
+          <w:rFonts w:ascii="Avenir Next" w:hAnsi="Avenir Next" w:cs="Avenir Next" w:eastAsia="Avenir Next"/>
+          <w:color w:val="1A1A1A"/>
           <w:sz w:val="18"/>
           <w:szCs w:val="18"/>
         </w:rPr>
-        <w:t xml:space="preserve">Step 1</w:t>
-      </w:r>
-      <w:r>
-        <w:rPr>
-          <w:rFonts w:ascii="Avenir Next" w:hAnsi="Avenir Next" w:cs="Avenir Next" w:eastAsia="Avenir Next"/>
-          <w:color w:val="1A1A1A"/>
-          <w:sz w:val="18"/>
-          <w:szCs w:val="18"/>
-        </w:rPr>
         <w:tab/>
       </w:r>
       <w:r>
         <w:rPr>
           <w:rFonts w:ascii="Avenir Next" w:hAnsi="Avenir Next" w:cs="Avenir Next" w:eastAsia="Avenir Next"/>
           <w:color w:val="1A1A1A"/>
+          <w:sz w:val="22"/>
+          <w:szCs w:val="21"/>
+        </w:rPr>
+        <w:t xml:space="preserve">Intervals: </w:t>
+      </w:r>
+      <w:r>
+        <w:rPr>
+          <w:rFonts w:ascii="Avenir Next" w:hAnsi="Avenir Next" w:cs="Avenir Next" w:eastAsia="Avenir Next"/>
+          <w:color w:val="1A1A1A"/>
           <w:sz w:val="21"/>
           <w:szCs w:val="21"/>
-        </w:rPr>
-        <w:t xml:space="preserve">Intervals: </w:t>
-      </w:r>
-      <w:r>
-        <w:rPr>
-          <w:rFonts w:ascii="Avenir Next" w:hAnsi="Avenir Next" w:cs="Avenir Next" w:eastAsia="Avenir Next"/>
-          <w:color w:val="1A1A1A"/>
-          <w:sz w:val="21"/>
-          <w:szCs w:val="21"/>
           <w:u w:val="single"/>
         </w:rPr>
         <w:t xml:space="preserve">                </w:t>
@@ -2941,7 +2960,7 @@
         <w:rPr>
           <w:rFonts w:ascii="Avenir Next" w:hAnsi="Avenir Next" w:cs="Avenir Next" w:eastAsia="Avenir Next"/>
           <w:color w:val="1A1A1A"/>
-          <w:sz w:val="21"/>
+          <w:sz w:val="22"/>
           <w:szCs w:val="21"/>
         </w:rPr>
         <w:t xml:space="preserve"> and 30–39.</w:t>
@@ -2953,7 +2972,7 @@
         <w:tabs>
           <w:tab w:val="left" w:pos="1300"/>
         </w:tabs>
-        <w:spacing w:before="0" w:after="24" w:line="272" w:lineRule="auto"/>
+        <w:spacing w:before="0" w:after="24" w:line="256" w:lineRule="auto"/>
         <w:ind w:left="1300" w:hanging="868"/>
       </w:pPr>
       <w:r>
@@ -2961,28 +2980,47 @@
           <w:rFonts w:ascii="Avenir Next" w:hAnsi="Avenir Next" w:cs="Avenir Next" w:eastAsia="Avenir Next"/>
           <w:b/>
           <w:color w:val="003A70"/>
+          <w:sz w:val="22"/>
+          <w:szCs w:val="18"/>
+        </w:rPr>
+        <w:t xml:space="preserve">Step 2</w:t>
+      </w:r>
+      <w:r>
+        <w:rPr>
+          <w:rFonts w:ascii="Avenir Next" w:hAnsi="Avenir Next" w:cs="Avenir Next" w:eastAsia="Avenir Next"/>
+          <w:color w:val="1A1A1A"/>
           <w:sz w:val="18"/>
           <w:szCs w:val="18"/>
         </w:rPr>
-        <w:t xml:space="preserve">Step 2</w:t>
-      </w:r>
-      <w:r>
-        <w:rPr>
-          <w:rFonts w:ascii="Avenir Next" w:hAnsi="Avenir Next" w:cs="Avenir Next" w:eastAsia="Avenir Next"/>
-          <w:color w:val="1A1A1A"/>
-          <w:sz w:val="18"/>
-          <w:szCs w:val="18"/>
-        </w:rPr>
         <w:tab/>
       </w:r>
       <w:r>
         <w:rPr>
           <w:rFonts w:ascii="Avenir Next" w:hAnsi="Avenir Next" w:cs="Avenir Next" w:eastAsia="Avenir Next"/>
           <w:color w:val="1A1A1A"/>
+          <w:sz w:val="22"/>
+          <w:szCs w:val="21"/>
+        </w:rPr>
+        <w:t xml:space="preserve">20–29 gets </w:t>
+      </w:r>
+      <w:r>
+        <w:rPr>
+          <w:rFonts w:ascii="Avenir Next" w:hAnsi="Avenir Next" w:cs="Avenir Next" w:eastAsia="Avenir Next"/>
+          <w:color w:val="1A1A1A"/>
           <w:sz w:val="21"/>
           <w:szCs w:val="21"/>
-        </w:rPr>
-        <w:t xml:space="preserve">20–29 gets </w:t>
+          <w:u w:val="single"/>
+        </w:rPr>
+        <w:t xml:space="preserve">                </w:t>
+      </w:r>
+      <w:r>
+        <w:rPr>
+          <w:rFonts w:ascii="Avenir Next" w:hAnsi="Avenir Next" w:cs="Avenir Next" w:eastAsia="Avenir Next"/>
+          <w:color w:val="1A1A1A"/>
+          <w:sz w:val="22"/>
+          <w:szCs w:val="21"/>
+        </w:rPr>
+        <w:t xml:space="preserve"> tallies. 30–39 gets </w:t>
       </w:r>
       <w:r>
         <w:rPr>
@@ -2998,26 +3036,7 @@
         <w:rPr>
           <w:rFonts w:ascii="Avenir Next" w:hAnsi="Avenir Next" w:cs="Avenir Next" w:eastAsia="Avenir Next"/>
           <w:color w:val="1A1A1A"/>
-          <w:sz w:val="21"/>
-          <w:szCs w:val="21"/>
-        </w:rPr>
-        <w:t xml:space="preserve"> tallies. 30–39 gets </w:t>
-      </w:r>
-      <w:r>
-        <w:rPr>
-          <w:rFonts w:ascii="Avenir Next" w:hAnsi="Avenir Next" w:cs="Avenir Next" w:eastAsia="Avenir Next"/>
-          <w:color w:val="1A1A1A"/>
-          <w:sz w:val="21"/>
-          <w:szCs w:val="21"/>
-          <w:u w:val="single"/>
-        </w:rPr>
-        <w:t xml:space="preserve">                </w:t>
-      </w:r>
-      <w:r>
-        <w:rPr>
-          <w:rFonts w:ascii="Avenir Next" w:hAnsi="Avenir Next" w:cs="Avenir Next" w:eastAsia="Avenir Next"/>
-          <w:color w:val="1A1A1A"/>
-          <w:sz w:val="21"/>
+          <w:sz w:val="22"/>
           <w:szCs w:val="21"/>
         </w:rPr>
         <w:t xml:space="preserve">.</w:t>
@@ -3029,7 +3048,7 @@
         <w:tabs>
           <w:tab w:val="left" w:pos="1300"/>
         </w:tabs>
-        <w:spacing w:before="0" w:after="24" w:line="272" w:lineRule="auto"/>
+        <w:spacing w:before="0" w:after="24" w:line="256" w:lineRule="auto"/>
         <w:ind w:left="1300" w:hanging="868"/>
       </w:pPr>
       <w:r>
@@ -3037,35 +3056,35 @@
           <w:rFonts w:ascii="Avenir Next" w:hAnsi="Avenir Next" w:cs="Avenir Next" w:eastAsia="Avenir Next"/>
           <w:b/>
           <w:color w:val="003A70"/>
+          <w:sz w:val="22"/>
+          <w:szCs w:val="18"/>
+        </w:rPr>
+        <w:t xml:space="preserve">Step 3</w:t>
+      </w:r>
+      <w:r>
+        <w:rPr>
+          <w:rFonts w:ascii="Avenir Next" w:hAnsi="Avenir Next" w:cs="Avenir Next" w:eastAsia="Avenir Next"/>
+          <w:color w:val="1A1A1A"/>
           <w:sz w:val="18"/>
           <w:szCs w:val="18"/>
         </w:rPr>
-        <w:t xml:space="preserve">Step 3</w:t>
-      </w:r>
-      <w:r>
-        <w:rPr>
-          <w:rFonts w:ascii="Avenir Next" w:hAnsi="Avenir Next" w:cs="Avenir Next" w:eastAsia="Avenir Next"/>
-          <w:color w:val="1A1A1A"/>
-          <w:sz w:val="18"/>
-          <w:szCs w:val="18"/>
-        </w:rPr>
         <w:tab/>
       </w:r>
       <w:r>
         <w:rPr>
           <w:rFonts w:ascii="Avenir Next" w:hAnsi="Avenir Next" w:cs="Avenir Next" w:eastAsia="Avenir Next"/>
           <w:color w:val="1A1A1A"/>
+          <w:sz w:val="22"/>
+          <w:szCs w:val="21"/>
+        </w:rPr>
+        <w:t xml:space="preserve">Total: </w:t>
+      </w:r>
+      <w:r>
+        <w:rPr>
+          <w:rFonts w:ascii="Avenir Next" w:hAnsi="Avenir Next" w:cs="Avenir Next" w:eastAsia="Avenir Next"/>
+          <w:color w:val="1A1A1A"/>
           <w:sz w:val="21"/>
           <w:szCs w:val="21"/>
-        </w:rPr>
-        <w:t xml:space="preserve">Total: </w:t>
-      </w:r>
-      <w:r>
-        <w:rPr>
-          <w:rFonts w:ascii="Avenir Next" w:hAnsi="Avenir Next" w:cs="Avenir Next" w:eastAsia="Avenir Next"/>
-          <w:color w:val="1A1A1A"/>
-          <w:sz w:val="21"/>
-          <w:szCs w:val="21"/>
           <w:u w:val="single"/>
         </w:rPr>
         <w:t xml:space="preserve">                </w:t>
@@ -3074,7 +3093,7 @@
         <w:rPr>
           <w:rFonts w:ascii="Avenir Next" w:hAnsi="Avenir Next" w:cs="Avenir Next" w:eastAsia="Avenir Next"/>
           <w:color w:val="1A1A1A"/>
-          <w:sz w:val="21"/>
+          <w:sz w:val="22"/>
           <w:szCs w:val="21"/>
         </w:rPr>
         <w:t xml:space="preserve"> values.</w:t>
@@ -3087,6 +3106,7 @@
     </w:p>
     <w:p>
       <w:pPr>
+        <w:pStyle w:val="Heading2"/>
         <w:keepNext/>
         <w:pBdr>
           <w:bottom w:val="single" w:sz="8" w:space="3" w:color="003A70"/>
@@ -3102,7 +3122,7 @@
           <w:b/>
           <w:color w:val="003A70"/>
           <w:spacing w:val="14"/>
-          <w:sz w:val="19"/>
+          <w:sz w:val="22"/>
           <w:szCs w:val="19"/>
         </w:rPr>
         <w:t xml:space="preserve">YOUR TURN</w:t>
@@ -3121,7 +3141,7 @@
           <w:rFonts w:ascii="Avenir Next" w:hAnsi="Avenir Next" w:cs="Avenir Next" w:eastAsia="Avenir Next"/>
           <w:i/>
           <w:color w:val="5A5F66"/>
-          <w:sz w:val="17"/>
+          <w:sz w:val="22"/>
           <w:szCs w:val="17"/>
         </w:rPr>
         <w:t xml:space="preserve">use the steps on your own</w:t>
@@ -3171,7 +3191,7 @@
               <w:tabs>
                 <w:tab w:val="left" w:pos="432"/>
               </w:tabs>
-              <w:spacing w:before="90" w:after="40" w:line="268" w:lineRule="auto"/>
+              <w:spacing w:before="90" w:after="40" w:line="254" w:lineRule="auto"/>
               <w:ind w:left="432" w:hanging="432"/>
             </w:pPr>
             <w:r>
@@ -3245,7 +3265,7 @@
                     <w:tabs>
                       <w:tab w:val="left" w:pos="340"/>
                     </w:tabs>
-                    <w:spacing w:before="0" w:after="0" w:line="276" w:lineRule="auto"/>
+                    <w:spacing w:before="0" w:after="0" w:line="258" w:lineRule="auto"/>
                     <w:ind w:left="340" w:hanging="340"/>
                   </w:pPr>
                   <w:r>
@@ -3293,7 +3313,7 @@
                       <w:szCs w:val="22"/>
                       <w:u w:val="single"/>
                     </w:rPr>
-                    <w:t xml:space="preserve">      </w:t>
+                    <w:t xml:space="preserve">          </w:t>
                   </w:r>
                 </w:p>
               </w:tc>
@@ -3307,7 +3327,7 @@
                     <w:tabs>
                       <w:tab w:val="left" w:pos="340"/>
                     </w:tabs>
-                    <w:spacing w:before="0" w:after="0" w:line="276" w:lineRule="auto"/>
+                    <w:spacing w:before="0" w:after="0" w:line="258" w:lineRule="auto"/>
                     <w:ind w:left="340" w:hanging="340"/>
                   </w:pPr>
                   <w:r>
@@ -3355,7 +3375,7 @@
                       <w:szCs w:val="22"/>
                       <w:u w:val="single"/>
                     </w:rPr>
-                    <w:t xml:space="preserve">      </w:t>
+                    <w:t xml:space="preserve">          </w:t>
                   </w:r>
                 </w:p>
               </w:tc>
@@ -3369,7 +3389,7 @@
                     <w:tabs>
                       <w:tab w:val="left" w:pos="340"/>
                     </w:tabs>
-                    <w:spacing w:before="0" w:after="0" w:line="276" w:lineRule="auto"/>
+                    <w:spacing w:before="0" w:after="0" w:line="258" w:lineRule="auto"/>
                     <w:ind w:left="340" w:hanging="340"/>
                   </w:pPr>
                   <w:r>
@@ -3417,7 +3437,7 @@
                       <w:szCs w:val="22"/>
                       <w:u w:val="single"/>
                     </w:rPr>
-                    <w:t xml:space="preserve">      </w:t>
+                    <w:t xml:space="preserve">          </w:t>
                   </w:r>
                 </w:p>
               </w:tc>
@@ -3437,7 +3457,7 @@
                     <w:tabs>
                       <w:tab w:val="left" w:pos="340"/>
                     </w:tabs>
-                    <w:spacing w:before="0" w:after="0" w:line="276" w:lineRule="auto"/>
+                    <w:spacing w:before="0" w:after="0" w:line="258" w:lineRule="auto"/>
                     <w:ind w:left="340" w:hanging="340"/>
                   </w:pPr>
                   <w:r>
@@ -3485,7 +3505,7 @@
                       <w:szCs w:val="22"/>
                       <w:u w:val="single"/>
                     </w:rPr>
-                    <w:t xml:space="preserve">      </w:t>
+                    <w:t xml:space="preserve">          </w:t>
                   </w:r>
                 </w:p>
               </w:tc>
@@ -3499,7 +3519,7 @@
                     <w:tabs>
                       <w:tab w:val="left" w:pos="340"/>
                     </w:tabs>
-                    <w:spacing w:before="0" w:after="0" w:line="276" w:lineRule="auto"/>
+                    <w:spacing w:before="0" w:after="0" w:line="258" w:lineRule="auto"/>
                     <w:ind w:left="340" w:hanging="340"/>
                   </w:pPr>
                   <w:r>
@@ -3547,7 +3567,7 @@
                       <w:szCs w:val="22"/>
                       <w:u w:val="single"/>
                     </w:rPr>
-                    <w:t xml:space="preserve">      </w:t>
+                    <w:t xml:space="preserve">          </w:t>
                   </w:r>
                 </w:p>
               </w:tc>
@@ -3558,7 +3578,7 @@
                 </w:tcPr>
                 <w:p>
                   <w:pPr>
-                    <w:spacing w:before="0" w:after="0" w:line="264" w:lineRule="auto"/>
+                    <w:spacing w:before="0" w:after="0" w:line="252" w:lineRule="auto"/>
                   </w:pPr>
                 </w:p>
               </w:tc>
@@ -3579,6 +3599,7 @@
     </w:p>
     <w:p>
       <w:pPr>
+        <w:pStyle w:val="Heading2"/>
         <w:keepNext/>
         <w:pBdr>
           <w:bottom w:val="single" w:sz="8" w:space="3" w:color="003A70"/>
@@ -3594,7 +3615,7 @@
           <w:b/>
           <w:color w:val="003A70"/>
           <w:spacing w:val="14"/>
-          <w:sz w:val="19"/>
+          <w:sz w:val="22"/>
           <w:szCs w:val="19"/>
         </w:rPr>
         <w:t xml:space="preserve">READY CHECK</w:t>
@@ -3613,7 +3634,7 @@
           <w:rFonts w:ascii="Avenir Next" w:hAnsi="Avenir Next" w:cs="Avenir Next" w:eastAsia="Avenir Next"/>
           <w:i/>
           <w:color w:val="5A5F66"/>
-          <w:sz w:val="17"/>
+          <w:sz w:val="22"/>
           <w:szCs w:val="17"/>
         </w:rPr>
         <w:t xml:space="preserve">a problem like the one in today’s lesson</w:t>
@@ -3663,7 +3684,7 @@
               <w:tabs>
                 <w:tab w:val="left" w:pos="432"/>
               </w:tabs>
-              <w:spacing w:before="90" w:after="40" w:line="268" w:lineRule="auto"/>
+              <w:spacing w:before="90" w:after="40" w:line="254" w:lineRule="auto"/>
               <w:ind w:left="432" w:hanging="432"/>
             </w:pPr>
             <w:r>
@@ -3737,7 +3758,7 @@
                     <w:tabs>
                       <w:tab w:val="left" w:pos="340"/>
                     </w:tabs>
-                    <w:spacing w:before="0" w:after="0" w:line="264" w:lineRule="auto"/>
+                    <w:spacing w:before="0" w:after="0" w:line="252" w:lineRule="auto"/>
                     <w:ind w:left="340" w:hanging="340"/>
                   </w:pPr>
                   <w:r>
@@ -3745,25 +3766,25 @@
                       <w:rFonts w:ascii="Avenir Next" w:hAnsi="Avenir Next" w:cs="Avenir Next" w:eastAsia="Avenir Next"/>
                       <w:b/>
                       <w:color w:val="003A70"/>
+                      <w:sz w:val="22"/>
+                      <w:szCs w:val="21"/>
+                    </w:rPr>
+                    <w:t xml:space="preserve">A</w:t>
+                  </w:r>
+                  <w:r>
+                    <w:rPr>
+                      <w:rFonts w:ascii="Avenir Next" w:hAnsi="Avenir Next" w:cs="Avenir Next" w:eastAsia="Avenir Next"/>
+                      <w:color w:val="1A1A1A"/>
                       <w:sz w:val="21"/>
                       <w:szCs w:val="21"/>
                     </w:rPr>
-                    <w:t xml:space="preserve">A</w:t>
-                  </w:r>
-                  <w:r>
-                    <w:rPr>
-                      <w:rFonts w:ascii="Avenir Next" w:hAnsi="Avenir Next" w:cs="Avenir Next" w:eastAsia="Avenir Next"/>
-                      <w:color w:val="1A1A1A"/>
-                      <w:sz w:val="21"/>
-                      <w:szCs w:val="21"/>
-                    </w:rPr>
                     <w:tab/>
                   </w:r>
                   <w:r>
                     <w:rPr>
                       <w:rFonts w:ascii="Avenir Next" w:hAnsi="Avenir Next" w:cs="Avenir Next" w:eastAsia="Avenir Next"/>
                       <w:color w:val="1A1A1A"/>
-                      <w:sz w:val="21"/>
+                      <w:sz w:val="22"/>
                       <w:szCs w:val="21"/>
                     </w:rPr>
                     <w:t xml:space="preserve">2</w:t>
@@ -3780,7 +3801,7 @@
                     <w:tabs>
                       <w:tab w:val="left" w:pos="340"/>
                     </w:tabs>
-                    <w:spacing w:before="0" w:after="0" w:line="264" w:lineRule="auto"/>
+                    <w:spacing w:before="0" w:after="0" w:line="252" w:lineRule="auto"/>
                     <w:ind w:left="340" w:hanging="340"/>
                   </w:pPr>
                   <w:r>
@@ -3788,25 +3809,25 @@
                       <w:rFonts w:ascii="Avenir Next" w:hAnsi="Avenir Next" w:cs="Avenir Next" w:eastAsia="Avenir Next"/>
                       <w:b/>
                       <w:color w:val="003A70"/>
+                      <w:sz w:val="22"/>
+                      <w:szCs w:val="21"/>
+                    </w:rPr>
+                    <w:t xml:space="preserve">B</w:t>
+                  </w:r>
+                  <w:r>
+                    <w:rPr>
+                      <w:rFonts w:ascii="Avenir Next" w:hAnsi="Avenir Next" w:cs="Avenir Next" w:eastAsia="Avenir Next"/>
+                      <w:color w:val="1A1A1A"/>
                       <w:sz w:val="21"/>
                       <w:szCs w:val="21"/>
                     </w:rPr>
-                    <w:t xml:space="preserve">B</w:t>
-                  </w:r>
-                  <w:r>
-                    <w:rPr>
-                      <w:rFonts w:ascii="Avenir Next" w:hAnsi="Avenir Next" w:cs="Avenir Next" w:eastAsia="Avenir Next"/>
-                      <w:color w:val="1A1A1A"/>
-                      <w:sz w:val="21"/>
-                      <w:szCs w:val="21"/>
-                    </w:rPr>
                     <w:tab/>
                   </w:r>
                   <w:r>
                     <w:rPr>
                       <w:rFonts w:ascii="Avenir Next" w:hAnsi="Avenir Next" w:cs="Avenir Next" w:eastAsia="Avenir Next"/>
                       <w:color w:val="1A1A1A"/>
-                      <w:sz w:val="21"/>
+                      <w:sz w:val="22"/>
                       <w:szCs w:val="21"/>
                     </w:rPr>
                     <w:t xml:space="preserve">3</w:t>
@@ -3823,7 +3844,7 @@
                     <w:tabs>
                       <w:tab w:val="left" w:pos="340"/>
                     </w:tabs>
-                    <w:spacing w:before="0" w:after="0" w:line="264" w:lineRule="auto"/>
+                    <w:spacing w:before="0" w:after="0" w:line="252" w:lineRule="auto"/>
                     <w:ind w:left="340" w:hanging="340"/>
                   </w:pPr>
                   <w:r>
@@ -3831,25 +3852,25 @@
                       <w:rFonts w:ascii="Avenir Next" w:hAnsi="Avenir Next" w:cs="Avenir Next" w:eastAsia="Avenir Next"/>
                       <w:b/>
                       <w:color w:val="003A70"/>
+                      <w:sz w:val="22"/>
+                      <w:szCs w:val="21"/>
+                    </w:rPr>
+                    <w:t xml:space="preserve">C</w:t>
+                  </w:r>
+                  <w:r>
+                    <w:rPr>
+                      <w:rFonts w:ascii="Avenir Next" w:hAnsi="Avenir Next" w:cs="Avenir Next" w:eastAsia="Avenir Next"/>
+                      <w:color w:val="1A1A1A"/>
                       <w:sz w:val="21"/>
                       <w:szCs w:val="21"/>
                     </w:rPr>
-                    <w:t xml:space="preserve">C</w:t>
-                  </w:r>
-                  <w:r>
-                    <w:rPr>
-                      <w:rFonts w:ascii="Avenir Next" w:hAnsi="Avenir Next" w:cs="Avenir Next" w:eastAsia="Avenir Next"/>
-                      <w:color w:val="1A1A1A"/>
-                      <w:sz w:val="21"/>
-                      <w:szCs w:val="21"/>
-                    </w:rPr>
                     <w:tab/>
                   </w:r>
                   <w:r>
                     <w:rPr>
                       <w:rFonts w:ascii="Avenir Next" w:hAnsi="Avenir Next" w:cs="Avenir Next" w:eastAsia="Avenir Next"/>
                       <w:color w:val="1A1A1A"/>
-                      <w:sz w:val="21"/>
+                      <w:sz w:val="22"/>
                       <w:szCs w:val="21"/>
                     </w:rPr>
                     <w:t xml:space="preserve">4</w:t>
@@ -3866,7 +3887,7 @@
                     <w:tabs>
                       <w:tab w:val="left" w:pos="340"/>
                     </w:tabs>
-                    <w:spacing w:before="0" w:after="0" w:line="264" w:lineRule="auto"/>
+                    <w:spacing w:before="0" w:after="0" w:line="252" w:lineRule="auto"/>
                     <w:ind w:left="340" w:hanging="340"/>
                   </w:pPr>
                   <w:r>
@@ -3874,25 +3895,25 @@
                       <w:rFonts w:ascii="Avenir Next" w:hAnsi="Avenir Next" w:cs="Avenir Next" w:eastAsia="Avenir Next"/>
                       <w:b/>
                       <w:color w:val="003A70"/>
+                      <w:sz w:val="22"/>
+                      <w:szCs w:val="21"/>
+                    </w:rPr>
+                    <w:t xml:space="preserve">D</w:t>
+                  </w:r>
+                  <w:r>
+                    <w:rPr>
+                      <w:rFonts w:ascii="Avenir Next" w:hAnsi="Avenir Next" w:cs="Avenir Next" w:eastAsia="Avenir Next"/>
+                      <w:color w:val="1A1A1A"/>
                       <w:sz w:val="21"/>
                       <w:szCs w:val="21"/>
                     </w:rPr>
-                    <w:t xml:space="preserve">D</w:t>
-                  </w:r>
-                  <w:r>
-                    <w:rPr>
-                      <w:rFonts w:ascii="Avenir Next" w:hAnsi="Avenir Next" w:cs="Avenir Next" w:eastAsia="Avenir Next"/>
-                      <w:color w:val="1A1A1A"/>
-                      <w:sz w:val="21"/>
-                      <w:szCs w:val="21"/>
-                    </w:rPr>
                     <w:tab/>
                   </w:r>
                   <w:r>
                     <w:rPr>
                       <w:rFonts w:ascii="Avenir Next" w:hAnsi="Avenir Next" w:cs="Avenir Next" w:eastAsia="Avenir Next"/>
                       <w:color w:val="1A1A1A"/>
-                      <w:sz w:val="21"/>
+                      <w:sz w:val="22"/>
                       <w:szCs w:val="21"/>
                     </w:rPr>
                     <w:t xml:space="preserve">6</w:t>
@@ -3941,19 +3962,42 @@
         <w:tblLook w:val="0000" w:firstRow="0" w:lastRow="0" w:firstColumn="0" w:lastColumn="0" w:noHBand="1" w:noVBand="1"/>
       </w:tblPr>
       <w:tblGrid>
-        <w:gridCol w:w="2000"/>
-        <w:gridCol w:w="2300"/>
-        <w:gridCol w:w="2100"/>
-        <w:gridCol w:w="3104"/>
+        <w:gridCol w:w="1750"/>
+        <w:gridCol w:w="2500"/>
+        <w:gridCol w:w="2200"/>
+        <w:gridCol w:w="3054"/>
       </w:tblGrid>
       <w:tr>
         <w:trPr>
           <w:cantSplit/>
-          <w:trHeight w:val="320" w:hRule="atLeast"/>
+          <w:trHeight w:val="300" w:hRule="atLeast"/>
         </w:trPr>
         <w:tc>
           <w:tcPr>
-            <w:tcW w:w="2000" w:type="dxa"/>
+            <w:tcW w:w="1750" w:type="dxa"/>
+            <w:vAlign w:val="center"/>
+          </w:tcPr>
+          <w:p>
+            <w:pPr>
+              <w:pStyle w:val="Heading2"/>
+              <w:spacing w:before="0" w:after="0" w:line="240" w:lineRule="auto"/>
+            </w:pPr>
+            <w:r>
+              <w:rPr>
+                <w:rFonts w:ascii="Avenir Next" w:hAnsi="Avenir Next" w:cs="Avenir Next" w:eastAsia="Avenir Next"/>
+                <w:b/>
+                <w:color w:val="003A70"/>
+                <w:spacing w:val="12"/>
+                <w:sz w:val="15"/>
+                <w:szCs w:val="15"/>
+              </w:rPr>
+              <w:t xml:space="preserve">CHECK YOURSELF</w:t>
+            </w:r>
+          </w:p>
+        </w:tc>
+        <w:tc>
+          <w:tcPr>
+            <w:tcW w:w="2500" w:type="dxa"/>
             <w:vAlign w:val="center"/>
           </w:tcPr>
           <w:p>
@@ -3962,20 +4006,27 @@
             </w:pPr>
             <w:r>
               <w:rPr>
-                <w:rFonts w:ascii="Avenir Next" w:hAnsi="Avenir Next" w:cs="Avenir Next" w:eastAsia="Avenir Next"/>
-                <w:b/>
-                <w:color w:val="003A70"/>
-                <w:spacing w:val="12"/>
-                <w:sz w:val="15"/>
-                <w:szCs w:val="15"/>
-              </w:rPr>
-              <w:t xml:space="preserve">CHECK YOURSELF</w:t>
+                <w:rFonts w:ascii="Arial" w:hAnsi="Arial" w:cs="Arial" w:eastAsia="Arial"/>
+                <w:color w:val="1A1A1A"/>
+                <w:sz w:val="20"/>
+                <w:szCs w:val="20"/>
+              </w:rPr>
+              <w:t xml:space="preserve">□</w:t>
+            </w:r>
+            <w:r>
+              <w:rPr>
+                <w:rFonts w:ascii="Avenir Next" w:hAnsi="Avenir Next" w:cs="Avenir Next" w:eastAsia="Avenir Next"/>
+                <w:color w:val="1A1A1A"/>
+                <w:sz w:val="17"/>
+                <w:szCs w:val="17"/>
+              </w:rPr>
+              <w:t xml:space="preserve">  I can do this on my own</w:t>
             </w:r>
           </w:p>
         </w:tc>
         <w:tc>
           <w:tcPr>
-            <w:tcW w:w="2300" w:type="dxa"/>
+            <w:tcW w:w="2200" w:type="dxa"/>
             <w:vAlign w:val="center"/>
           </w:tcPr>
           <w:p>
@@ -3986,8 +4037,8 @@
               <w:rPr>
                 <w:rFonts w:ascii="Arial" w:hAnsi="Arial" w:cs="Arial" w:eastAsia="Arial"/>
                 <w:color w:val="1A1A1A"/>
-                <w:sz w:val="24"/>
-                <w:szCs w:val="24"/>
+                <w:sz w:val="20"/>
+                <w:szCs w:val="20"/>
               </w:rPr>
               <w:t xml:space="preserve">□</w:t>
             </w:r>
@@ -3998,13 +4049,13 @@
                 <w:sz w:val="17"/>
                 <w:szCs w:val="17"/>
               </w:rPr>
-              <w:t xml:space="preserve">  I can do this on my own</w:t>
+              <w:t xml:space="preserve">  I need a little help</w:t>
             </w:r>
           </w:p>
         </w:tc>
         <w:tc>
           <w:tcPr>
-            <w:tcW w:w="2100" w:type="dxa"/>
+            <w:tcW w:w="3054" w:type="dxa"/>
             <w:vAlign w:val="center"/>
           </w:tcPr>
           <w:p>
@@ -4015,37 +4066,8 @@
               <w:rPr>
                 <w:rFonts w:ascii="Arial" w:hAnsi="Arial" w:cs="Arial" w:eastAsia="Arial"/>
                 <w:color w:val="1A1A1A"/>
-                <w:sz w:val="24"/>
-                <w:szCs w:val="24"/>
-              </w:rPr>
-              <w:t xml:space="preserve">□</w:t>
-            </w:r>
-            <w:r>
-              <w:rPr>
-                <w:rFonts w:ascii="Avenir Next" w:hAnsi="Avenir Next" w:cs="Avenir Next" w:eastAsia="Avenir Next"/>
-                <w:color w:val="1A1A1A"/>
-                <w:sz w:val="17"/>
-                <w:szCs w:val="17"/>
-              </w:rPr>
-              <w:t xml:space="preserve">  I need a little help</w:t>
-            </w:r>
-          </w:p>
-        </w:tc>
-        <w:tc>
-          <w:tcPr>
-            <w:tcW w:w="3104" w:type="dxa"/>
-            <w:vAlign w:val="center"/>
-          </w:tcPr>
-          <w:p>
-            <w:pPr>
-              <w:spacing w:before="0" w:after="0" w:line="240" w:lineRule="auto"/>
-            </w:pPr>
-            <w:r>
-              <w:rPr>
-                <w:rFonts w:ascii="Arial" w:hAnsi="Arial" w:cs="Arial" w:eastAsia="Arial"/>
-                <w:color w:val="1A1A1A"/>
-                <w:sz w:val="24"/>
-                <w:szCs w:val="24"/>
+                <w:sz w:val="20"/>
+                <w:szCs w:val="20"/>
               </w:rPr>
               <w:t xml:space="preserve">□</w:t>
             </w:r>
@@ -4080,7 +4102,7 @@
     <w:sectPr>
       <w:footerReference w:type="default" r:id="rIdFooter1"/>
       <w:pgSz w:w="12240" w:h="15840"/>
-      <w:pgMar w:top="893" w:right="1224" w:bottom="835" w:left="1512" w:header="432" w:footer="432" w:gutter="0"/>
+      <w:pgMar w:top="780" w:right="1224" w:bottom="760" w:left="1512" w:header="432" w:footer="432" w:gutter="0"/>
       <w:cols w:space="720"/>
     </w:sectPr>
   </w:body>
@@ -4160,7 +4182,106 @@
               <w:sz w:val="15"/>
               <w:szCs w:val="15"/>
             </w:rPr>
-            <w:t xml:space="preserve">Lesson 2-2  ·  Session 2  ·  Prerequisite Practice B</w:t>
+            <w:t xml:space="preserve">2-2 · Page </w:t>
+          </w:r>
+          <w:r>
+            <w:rPr>
+              <w:rFonts w:ascii="Avenir Next" w:hAnsi="Avenir Next" w:cs="Avenir Next" w:eastAsia="Avenir Next"/>
+              <w:color w:val="5A5F66"/>
+              <w:sz w:val="15"/>
+              <w:szCs w:val="15"/>
+            </w:rPr>
+            <w:fldChar w:fldCharType="begin"/>
+          </w:r>
+          <w:r>
+            <w:rPr>
+              <w:rFonts w:ascii="Avenir Next" w:hAnsi="Avenir Next" w:cs="Avenir Next" w:eastAsia="Avenir Next"/>
+              <w:color w:val="5A5F66"/>
+              <w:sz w:val="15"/>
+              <w:szCs w:val="15"/>
+            </w:rPr>
+            <w:instrText xml:space="preserve"> PAGE </w:instrText>
+          </w:r>
+          <w:r>
+            <w:rPr>
+              <w:rFonts w:ascii="Avenir Next" w:hAnsi="Avenir Next" w:cs="Avenir Next" w:eastAsia="Avenir Next"/>
+              <w:color w:val="5A5F66"/>
+              <w:sz w:val="15"/>
+              <w:szCs w:val="15"/>
+            </w:rPr>
+            <w:fldChar w:fldCharType="separate"/>
+          </w:r>
+          <w:r>
+            <w:rPr>
+              <w:rFonts w:ascii="Avenir Next" w:hAnsi="Avenir Next" w:cs="Avenir Next" w:eastAsia="Avenir Next"/>
+              <w:color w:val="5A5F66"/>
+              <w:sz w:val="15"/>
+              <w:szCs w:val="15"/>
+            </w:rPr>
+            <w:t xml:space="preserve">1</w:t>
+          </w:r>
+          <w:r>
+            <w:rPr>
+              <w:rFonts w:ascii="Avenir Next" w:hAnsi="Avenir Next" w:cs="Avenir Next" w:eastAsia="Avenir Next"/>
+              <w:color w:val="5A5F66"/>
+              <w:sz w:val="15"/>
+              <w:szCs w:val="15"/>
+            </w:rPr>
+            <w:fldChar w:fldCharType="end"/>
+          </w:r>
+          <w:r>
+            <w:rPr>
+              <w:rFonts w:ascii="Avenir Next" w:hAnsi="Avenir Next" w:cs="Avenir Next" w:eastAsia="Avenir Next"/>
+              <w:color w:val="5A5F66"/>
+              <w:sz w:val="15"/>
+              <w:szCs w:val="15"/>
+            </w:rPr>
+            <w:t xml:space="preserve"> of </w:t>
+          </w:r>
+          <w:r>
+            <w:rPr>
+              <w:rFonts w:ascii="Avenir Next" w:hAnsi="Avenir Next" w:cs="Avenir Next" w:eastAsia="Avenir Next"/>
+              <w:color w:val="5A5F66"/>
+              <w:sz w:val="15"/>
+              <w:szCs w:val="15"/>
+            </w:rPr>
+            <w:fldChar w:fldCharType="begin"/>
+          </w:r>
+          <w:r>
+            <w:rPr>
+              <w:rFonts w:ascii="Avenir Next" w:hAnsi="Avenir Next" w:cs="Avenir Next" w:eastAsia="Avenir Next"/>
+              <w:color w:val="5A5F66"/>
+              <w:sz w:val="15"/>
+              <w:szCs w:val="15"/>
+            </w:rPr>
+            <w:instrText xml:space="preserve"> NUMPAGES </w:instrText>
+          </w:r>
+          <w:r>
+            <w:rPr>
+              <w:rFonts w:ascii="Avenir Next" w:hAnsi="Avenir Next" w:cs="Avenir Next" w:eastAsia="Avenir Next"/>
+              <w:color w:val="5A5F66"/>
+              <w:sz w:val="15"/>
+              <w:szCs w:val="15"/>
+            </w:rPr>
+            <w:fldChar w:fldCharType="separate"/>
+          </w:r>
+          <w:r>
+            <w:rPr>
+              <w:rFonts w:ascii="Avenir Next" w:hAnsi="Avenir Next" w:cs="Avenir Next" w:eastAsia="Avenir Next"/>
+              <w:color w:val="5A5F66"/>
+              <w:sz w:val="15"/>
+              <w:szCs w:val="15"/>
+            </w:rPr>
+            <w:t xml:space="preserve">1</w:t>
+          </w:r>
+          <w:r>
+            <w:rPr>
+              <w:rFonts w:ascii="Avenir Next" w:hAnsi="Avenir Next" w:cs="Avenir Next" w:eastAsia="Avenir Next"/>
+              <w:color w:val="5A5F66"/>
+              <w:sz w:val="15"/>
+              <w:szCs w:val="15"/>
+            </w:rPr>
+            <w:fldChar w:fldCharType="end"/>
           </w:r>
         </w:p>
       </w:tc>
@@ -4203,5 +4324,23 @@
       </w:tblCellMar>
     </w:tblPr>
   </w:style>
+  <w:style w:type="paragraph" w:styleId="Heading1">
+    <w:name w:val="heading 1"/>
+    <w:basedOn w:val="Normal"/>
+    <w:pPr>
+      <w:outlineLvl w:val="0"/>
+      <w:keepNext w:val="0"/>
+      <w:keepLines w:val="0"/>
+    </w:pPr>
+  </w:style>
+  <w:style w:type="paragraph" w:styleId="Heading2">
+    <w:name w:val="heading 2"/>
+    <w:basedOn w:val="Normal"/>
+    <w:pPr>
+      <w:outlineLvl w:val="1"/>
+      <w:keepNext w:val="0"/>
+      <w:keepLines w:val="0"/>
+    </w:pPr>
+  </w:style>
 </w:styles>
 </file>